--- a/lessons/2-1/downloads/reveal/teacher/2.1-session-2-prerequisite-practice-a.docx
+++ b/lessons/2-1/downloads/reveal/teacher/2.1-session-2-prerequisite-practice-a.docx
@@ -9,8 +9,17 @@
           <w:tab w:val="left" w:leader="underscore" w:pos="7250"/>
           <w:tab w:val="right" w:leader="underscore" w:pos="9504"/>
         </w:tabs>
-        <w:spacing w:before="0" w:after="90" w:line="269" w:lineRule="auto"/>
-      </w:pPr>
+        <w:spacing w:before="0" w:after="90" w:line="254" w:lineRule="auto"/>
+      </w:pPr>
+      <w:r>
+        <w:rPr>
+          <w:rFonts w:ascii="Avenir Next" w:hAnsi="Avenir Next" w:cs="Avenir Next" w:eastAsia="Avenir Next"/>
+          <w:color w:val="1A1A1A"/>
+          <w:sz w:val="22"/>
+          <w:szCs w:val="20"/>
+        </w:rPr>
+        <w:t xml:space="preserve">Name</w:t>
+      </w:r>
       <w:r>
         <w:rPr>
           <w:rFonts w:ascii="Avenir Next" w:hAnsi="Avenir Next" w:cs="Avenir Next" w:eastAsia="Avenir Next"/>
@@ -18,7 +27,16 @@
           <w:sz w:val="20"/>
           <w:szCs w:val="20"/>
         </w:rPr>
-        <w:t xml:space="preserve">Name</w:t>
+        <w:tab/>
+      </w:r>
+      <w:r>
+        <w:rPr>
+          <w:rFonts w:ascii="Avenir Next" w:hAnsi="Avenir Next" w:cs="Avenir Next" w:eastAsia="Avenir Next"/>
+          <w:color w:val="1A1A1A"/>
+          <w:sz w:val="22"/>
+          <w:szCs w:val="20"/>
+        </w:rPr>
+        <w:t xml:space="preserve">   Date</w:t>
       </w:r>
       <w:r>
         <w:rPr>
@@ -33,43 +51,25 @@
         <w:rPr>
           <w:rFonts w:ascii="Avenir Next" w:hAnsi="Avenir Next" w:cs="Avenir Next" w:eastAsia="Avenir Next"/>
           <w:color w:val="1A1A1A"/>
+          <w:sz w:val="22"/>
+          <w:szCs w:val="20"/>
+        </w:rPr>
+        <w:t xml:space="preserve">   Period</w:t>
+      </w:r>
+      <w:r>
+        <w:rPr>
+          <w:rFonts w:ascii="Avenir Next" w:hAnsi="Avenir Next" w:cs="Avenir Next" w:eastAsia="Avenir Next"/>
+          <w:color w:val="1A1A1A"/>
           <w:sz w:val="20"/>
           <w:szCs w:val="20"/>
         </w:rPr>
-        <w:t xml:space="preserve">   Date</w:t>
-      </w:r>
-      <w:r>
-        <w:rPr>
-          <w:rFonts w:ascii="Avenir Next" w:hAnsi="Avenir Next" w:cs="Avenir Next" w:eastAsia="Avenir Next"/>
-          <w:color w:val="1A1A1A"/>
-          <w:sz w:val="20"/>
-          <w:szCs w:val="20"/>
-        </w:rPr>
         <w:tab/>
       </w:r>
-      <w:r>
-        <w:rPr>
-          <w:rFonts w:ascii="Avenir Next" w:hAnsi="Avenir Next" w:cs="Avenir Next" w:eastAsia="Avenir Next"/>
-          <w:color w:val="1A1A1A"/>
-          <w:sz w:val="20"/>
-          <w:szCs w:val="20"/>
-        </w:rPr>
-        <w:t xml:space="preserve">   Period</w:t>
-      </w:r>
-      <w:r>
-        <w:rPr>
-          <w:rFonts w:ascii="Avenir Next" w:hAnsi="Avenir Next" w:cs="Avenir Next" w:eastAsia="Avenir Next"/>
-          <w:color w:val="1A1A1A"/>
-          <w:sz w:val="20"/>
-          <w:szCs w:val="20"/>
-        </w:rPr>
-        <w:tab/>
-      </w:r>
     </w:p>
     <w:p>
       <w:pPr>
         <w:keepNext/>
-        <w:spacing w:before="0" w:after="12" w:line="264" w:lineRule="auto"/>
+        <w:spacing w:before="0" w:after="12" w:line="252" w:lineRule="auto"/>
       </w:pPr>
       <w:r>
         <w:rPr>
@@ -78,7 +78,7 @@
           <w:caps/>
           <w:color w:val="003A70"/>
           <w:spacing w:val="12"/>
-          <w:sz w:val="19"/>
+          <w:sz w:val="22"/>
           <w:szCs w:val="19"/>
         </w:rPr>
         <w:t xml:space="preserve">Lesson 2-1  ·  Session 2  ·  Prerequisite Practice A  ·  Skill 1 of 2</w:t>
@@ -86,6 +86,7 @@
     </w:p>
     <w:p>
       <w:pPr>
+        <w:pStyle w:val="Heading1"/>
         <w:keepNext/>
         <w:spacing w:before="0" w:after="10" w:line="240" w:lineRule="auto"/>
       </w:pPr>
@@ -105,13 +106,13 @@
         <w:pBdr>
           <w:bottom w:val="single" w:sz="4" w:space="5" w:color="C9CDD2"/>
         </w:pBdr>
-        <w:spacing w:before="0" w:after="60" w:line="264" w:lineRule="auto"/>
+        <w:spacing w:before="0" w:after="60" w:line="252" w:lineRule="auto"/>
       </w:pPr>
       <w:r>
         <w:rPr>
           <w:rFonts w:ascii="Avenir Next" w:hAnsi="Avenir Next" w:cs="Avenir Next" w:eastAsia="Avenir Next"/>
           <w:color w:val="5A5F66"/>
-          <w:sz w:val="17"/>
+          <w:sz w:val="22"/>
           <w:szCs w:val="17"/>
         </w:rPr>
         <w:t xml:space="preserve">Builds on Grade 4 · 4.MD.A.2</w:t>
@@ -154,7 +155,8 @@
           </w:tcPr>
           <w:p>
             <w:pPr>
-              <w:spacing w:before="0" w:after="0" w:line="252" w:lineRule="auto"/>
+              <w:pStyle w:val="Heading2"/>
+              <w:spacing w:before="0" w:after="0" w:line="246" w:lineRule="auto"/>
             </w:pPr>
             <w:r>
               <w:rPr>
@@ -177,13 +179,13 @@
           </w:tcPr>
           <w:p>
             <w:pPr>
-              <w:spacing w:before="0" w:after="0" w:line="264" w:lineRule="auto"/>
+              <w:spacing w:before="0" w:after="0" w:line="252" w:lineRule="auto"/>
             </w:pPr>
             <w:r>
               <w:rPr>
                 <w:rFonts w:ascii="Avenir Next" w:hAnsi="Avenir Next" w:cs="Avenir Next" w:eastAsia="Avenir Next"/>
                 <w:color w:val="1A1A1A"/>
-                <w:sz w:val="20"/>
+                <w:sz w:val="22"/>
                 <w:szCs w:val="20"/>
               </w:rPr>
               <w:t xml:space="preserve">You will draw a dot plot on a number line. In problem 6 only every other number is labeled.</w:t>
@@ -203,7 +205,8 @@
           </w:tcPr>
           <w:p>
             <w:pPr>
-              <w:spacing w:before="0" w:after="0" w:line="252" w:lineRule="auto"/>
+              <w:pStyle w:val="Heading2"/>
+              <w:spacing w:before="0" w:after="0" w:line="246" w:lineRule="auto"/>
             </w:pPr>
             <w:r>
               <w:rPr>
@@ -226,13 +229,13 @@
           </w:tcPr>
           <w:p>
             <w:pPr>
-              <w:spacing w:before="0" w:after="0" w:line="264" w:lineRule="auto"/>
+              <w:spacing w:before="0" w:after="0" w:line="252" w:lineRule="auto"/>
             </w:pPr>
             <w:r>
               <w:rPr>
                 <w:rFonts w:ascii="Avenir Next" w:hAnsi="Avenir Next" w:cs="Avenir Next" w:eastAsia="Avenir Next"/>
                 <w:color w:val="1A1A1A"/>
-                <w:sz w:val="20"/>
+                <w:sz w:val="22"/>
                 <w:szCs w:val="20"/>
               </w:rPr>
               <w:t xml:space="preserve">Find what one jump is worth, then name each tick mark.  </w:t>
@@ -242,7 +245,7 @@
                 <w:rFonts w:ascii="Avenir Next" w:hAnsi="Avenir Next" w:cs="Avenir Next" w:eastAsia="Avenir Next"/>
                 <w:b/>
                 <w:color w:val="1A1A1A"/>
-                <w:sz w:val="20"/>
+                <w:sz w:val="22"/>
                 <w:szCs w:val="20"/>
               </w:rPr>
               <w:t xml:space="preserve">You will use it in Practice Form A, problems 2 and 6.</w:t>
@@ -253,6 +256,7 @@
     </w:tbl>
     <w:p>
       <w:pPr>
+        <w:pStyle w:val="Heading2"/>
         <w:keepNext/>
         <w:pBdr>
           <w:bottom w:val="single" w:sz="8" w:space="3" w:color="003A70"/>
@@ -268,7 +272,7 @@
           <w:b/>
           <w:color w:val="003A70"/>
           <w:spacing w:val="14"/>
-          <w:sz w:val="19"/>
+          <w:sz w:val="22"/>
           <w:szCs w:val="19"/>
         </w:rPr>
         <w:t xml:space="preserve">STEPS TO FOLLOW</w:t>
@@ -287,7 +291,7 @@
           <w:rFonts w:ascii="Avenir Next" w:hAnsi="Avenir Next" w:cs="Avenir Next" w:eastAsia="Avenir Next"/>
           <w:i/>
           <w:color w:val="5A5F66"/>
-          <w:sz w:val="17"/>
+          <w:sz w:val="22"/>
           <w:szCs w:val="17"/>
         </w:rPr>
         <w:t xml:space="preserve">use these same steps on every problem</w:t>
@@ -329,6 +333,7 @@
           </w:tcPr>
           <w:p>
             <w:pPr>
+              <w:pStyle w:val="Heading1"/>
               <w:spacing w:before="0" w:after="0" w:line="240" w:lineRule="auto"/>
               <w:jc w:val="center"/>
             </w:pPr>
@@ -351,14 +356,14 @@
           </w:tcPr>
           <w:p>
             <w:pPr>
-              <w:spacing w:before="0" w:after="0" w:line="264" w:lineRule="auto"/>
+              <w:spacing w:before="0" w:after="0" w:line="252" w:lineRule="auto"/>
             </w:pPr>
             <w:r>
               <w:rPr>
                 <w:rFonts w:ascii="Avenir Next" w:hAnsi="Avenir Next" w:cs="Avenir Next" w:eastAsia="Avenir Next"/>
                 <w:b/>
                 <w:color w:val="1A1A1A"/>
-                <w:sz w:val="21"/>
+                <w:sz w:val="22"/>
                 <w:szCs w:val="21"/>
               </w:rPr>
               <w:t xml:space="preserve">Subtract</w:t>
@@ -367,7 +372,7 @@
               <w:rPr>
                 <w:rFonts w:ascii="Avenir Next" w:hAnsi="Avenir Next" w:cs="Avenir Next" w:eastAsia="Avenir Next"/>
                 <w:color w:val="1A1A1A"/>
-                <w:sz w:val="21"/>
+                <w:sz w:val="22"/>
                 <w:szCs w:val="21"/>
               </w:rPr>
               <w:t xml:space="preserve"> the two labels.</w:t>
@@ -386,6 +391,7 @@
           </w:tcPr>
           <w:p>
             <w:pPr>
+              <w:pStyle w:val="Heading1"/>
               <w:spacing w:before="0" w:after="0" w:line="240" w:lineRule="auto"/>
               <w:jc w:val="center"/>
             </w:pPr>
@@ -408,13 +414,13 @@
           </w:tcPr>
           <w:p>
             <w:pPr>
-              <w:spacing w:before="0" w:after="0" w:line="264" w:lineRule="auto"/>
+              <w:spacing w:before="0" w:after="0" w:line="252" w:lineRule="auto"/>
             </w:pPr>
             <w:r>
               <w:rPr>
                 <w:rFonts w:ascii="Avenir Next" w:hAnsi="Avenir Next" w:cs="Avenir Next" w:eastAsia="Avenir Next"/>
                 <w:color w:val="1A1A1A"/>
-                <w:sz w:val="21"/>
+                <w:sz w:val="22"/>
                 <w:szCs w:val="21"/>
               </w:rPr>
               <w:t xml:space="preserve">Count the </w:t>
@@ -424,7 +430,7 @@
                 <w:rFonts w:ascii="Avenir Next" w:hAnsi="Avenir Next" w:cs="Avenir Next" w:eastAsia="Avenir Next"/>
                 <w:b/>
                 <w:color w:val="1A1A1A"/>
-                <w:sz w:val="21"/>
+                <w:sz w:val="22"/>
                 <w:szCs w:val="21"/>
               </w:rPr>
               <w:t xml:space="preserve">jumps</w:t>
@@ -433,7 +439,7 @@
               <w:rPr>
                 <w:rFonts w:ascii="Avenir Next" w:hAnsi="Avenir Next" w:cs="Avenir Next" w:eastAsia="Avenir Next"/>
                 <w:color w:val="1A1A1A"/>
-                <w:sz w:val="21"/>
+                <w:sz w:val="22"/>
                 <w:szCs w:val="21"/>
               </w:rPr>
               <w:t xml:space="preserve"> between them. Divide to find one jump.</w:t>
@@ -452,6 +458,7 @@
           </w:tcPr>
           <w:p>
             <w:pPr>
+              <w:pStyle w:val="Heading1"/>
               <w:spacing w:before="0" w:after="0" w:line="240" w:lineRule="auto"/>
               <w:jc w:val="center"/>
             </w:pPr>
@@ -474,14 +481,14 @@
           </w:tcPr>
           <w:p>
             <w:pPr>
-              <w:spacing w:before="0" w:after="0" w:line="264" w:lineRule="auto"/>
+              <w:spacing w:before="0" w:after="0" w:line="252" w:lineRule="auto"/>
             </w:pPr>
             <w:r>
               <w:rPr>
                 <w:rFonts w:ascii="Avenir Next" w:hAnsi="Avenir Next" w:cs="Avenir Next" w:eastAsia="Avenir Next"/>
                 <w:b/>
                 <w:color w:val="1A1A1A"/>
-                <w:sz w:val="21"/>
+                <w:sz w:val="22"/>
                 <w:szCs w:val="21"/>
               </w:rPr>
               <w:t xml:space="preserve">Count on</w:t>
@@ -490,7 +497,7 @@
               <w:rPr>
                 <w:rFonts w:ascii="Avenir Next" w:hAnsi="Avenir Next" w:cs="Avenir Next" w:eastAsia="Avenir Next"/>
                 <w:color w:val="1A1A1A"/>
-                <w:sz w:val="21"/>
+                <w:sz w:val="22"/>
                 <w:szCs w:val="21"/>
               </w:rPr>
               <w:t xml:space="preserve"> by one jump to name each tick.</w:t>
@@ -501,6 +508,7 @@
     </w:tbl>
     <w:p>
       <w:pPr>
+        <w:pStyle w:val="Heading2"/>
         <w:keepNext/>
         <w:pBdr>
           <w:bottom w:val="single" w:sz="8" w:space="3" w:color="003A70"/>
@@ -516,7 +524,7 @@
           <w:b/>
           <w:color w:val="003A70"/>
           <w:spacing w:val="14"/>
-          <w:sz w:val="19"/>
+          <w:sz w:val="22"/>
           <w:szCs w:val="19"/>
         </w:rPr>
         <w:t xml:space="preserve">WATCH ME</w:t>
@@ -535,7 +543,7 @@
           <w:rFonts w:ascii="Avenir Next" w:hAnsi="Avenir Next" w:cs="Avenir Next" w:eastAsia="Avenir Next"/>
           <w:i/>
           <w:color w:val="5A5F66"/>
-          <w:sz w:val="17"/>
+          <w:sz w:val="22"/>
           <w:szCs w:val="17"/>
         </w:rPr>
         <w:t xml:space="preserve">the steps in action</w:t>
@@ -577,14 +585,14 @@
           </w:tcPr>
           <w:p>
             <w:pPr>
-              <w:spacing w:before="0" w:after="40" w:line="264" w:lineRule="auto"/>
+              <w:spacing w:before="0" w:after="40" w:line="252" w:lineRule="auto"/>
             </w:pPr>
             <w:r>
               <w:rPr>
                 <w:rFonts w:ascii="Avenir Next" w:hAnsi="Avenir Next" w:cs="Avenir Next" w:eastAsia="Avenir Next"/>
                 <w:b/>
                 <w:color w:val="1A1A1A"/>
-                <w:sz w:val="21"/>
+                <w:sz w:val="22"/>
                 <w:szCs w:val="21"/>
               </w:rPr>
               <w:t xml:space="preserve">Labels are 0 and 20. There are 4 equal jumps. What is point A?</w:t>
@@ -595,7 +603,7 @@
               <w:tabs>
                 <w:tab w:val="left" w:pos="950"/>
               </w:tabs>
-              <w:spacing w:before="0" w:after="24" w:line="256" w:lineRule="auto"/>
+              <w:spacing w:before="0" w:after="24" w:line="248" w:lineRule="auto"/>
               <w:ind w:left="950" w:hanging="950"/>
             </w:pPr>
             <w:r>
@@ -603,25 +611,25 @@
                 <w:rFonts w:ascii="Avenir Next" w:hAnsi="Avenir Next" w:cs="Avenir Next" w:eastAsia="Avenir Next"/>
                 <w:b/>
                 <w:color w:val="003A70"/>
+                <w:sz w:val="22"/>
+                <w:szCs w:val="19"/>
+              </w:rPr>
+              <w:t xml:space="preserve">Step 1</w:t>
+            </w:r>
+            <w:r>
+              <w:rPr>
+                <w:rFonts w:ascii="Avenir Next" w:hAnsi="Avenir Next" w:cs="Avenir Next" w:eastAsia="Avenir Next"/>
+                <w:color w:val="1A1A1A"/>
                 <w:sz w:val="19"/>
                 <w:szCs w:val="19"/>
               </w:rPr>
-              <w:t xml:space="preserve">Step 1</w:t>
-            </w:r>
-            <w:r>
-              <w:rPr>
-                <w:rFonts w:ascii="Avenir Next" w:hAnsi="Avenir Next" w:cs="Avenir Next" w:eastAsia="Avenir Next"/>
-                <w:color w:val="1A1A1A"/>
-                <w:sz w:val="19"/>
-                <w:szCs w:val="19"/>
-              </w:rPr>
               <w:tab/>
             </w:r>
             <w:r>
               <w:rPr>
                 <w:rFonts w:ascii="Avenir Next" w:hAnsi="Avenir Next" w:cs="Avenir Next" w:eastAsia="Avenir Next"/>
                 <w:color w:val="1A1A1A"/>
-                <w:sz w:val="21"/>
+                <w:sz w:val="22"/>
                 <w:szCs w:val="21"/>
               </w:rPr>
               <w:t xml:space="preserve">20 − 0 = 20.</w:t>
@@ -632,7 +640,7 @@
               <w:tabs>
                 <w:tab w:val="left" w:pos="950"/>
               </w:tabs>
-              <w:spacing w:before="0" w:after="24" w:line="256" w:lineRule="auto"/>
+              <w:spacing w:before="0" w:after="24" w:line="248" w:lineRule="auto"/>
               <w:ind w:left="950" w:hanging="950"/>
             </w:pPr>
             <w:r>
@@ -640,25 +648,25 @@
                 <w:rFonts w:ascii="Avenir Next" w:hAnsi="Avenir Next" w:cs="Avenir Next" w:eastAsia="Avenir Next"/>
                 <w:b/>
                 <w:color w:val="003A70"/>
+                <w:sz w:val="22"/>
+                <w:szCs w:val="19"/>
+              </w:rPr>
+              <w:t xml:space="preserve">Step 2</w:t>
+            </w:r>
+            <w:r>
+              <w:rPr>
+                <w:rFonts w:ascii="Avenir Next" w:hAnsi="Avenir Next" w:cs="Avenir Next" w:eastAsia="Avenir Next"/>
+                <w:color w:val="1A1A1A"/>
                 <w:sz w:val="19"/>
                 <w:szCs w:val="19"/>
               </w:rPr>
-              <w:t xml:space="preserve">Step 2</w:t>
-            </w:r>
-            <w:r>
-              <w:rPr>
-                <w:rFonts w:ascii="Avenir Next" w:hAnsi="Avenir Next" w:cs="Avenir Next" w:eastAsia="Avenir Next"/>
-                <w:color w:val="1A1A1A"/>
-                <w:sz w:val="19"/>
-                <w:szCs w:val="19"/>
-              </w:rPr>
               <w:tab/>
             </w:r>
             <w:r>
               <w:rPr>
                 <w:rFonts w:ascii="Avenir Next" w:hAnsi="Avenir Next" w:cs="Avenir Next" w:eastAsia="Avenir Next"/>
                 <w:color w:val="1A1A1A"/>
-                <w:sz w:val="21"/>
+                <w:sz w:val="22"/>
                 <w:szCs w:val="21"/>
               </w:rPr>
               <w:t xml:space="preserve">4 jumps. 20 ÷ 4 = 5. One jump is 5.</w:t>
@@ -669,7 +677,7 @@
               <w:tabs>
                 <w:tab w:val="left" w:pos="950"/>
               </w:tabs>
-              <w:spacing w:before="0" w:after="24" w:line="256" w:lineRule="auto"/>
+              <w:spacing w:before="0" w:after="24" w:line="248" w:lineRule="auto"/>
               <w:ind w:left="950" w:hanging="950"/>
             </w:pPr>
             <w:r>
@@ -677,25 +685,25 @@
                 <w:rFonts w:ascii="Avenir Next" w:hAnsi="Avenir Next" w:cs="Avenir Next" w:eastAsia="Avenir Next"/>
                 <w:b/>
                 <w:color w:val="003A70"/>
+                <w:sz w:val="22"/>
+                <w:szCs w:val="19"/>
+              </w:rPr>
+              <w:t xml:space="preserve">Step 3</w:t>
+            </w:r>
+            <w:r>
+              <w:rPr>
+                <w:rFonts w:ascii="Avenir Next" w:hAnsi="Avenir Next" w:cs="Avenir Next" w:eastAsia="Avenir Next"/>
+                <w:color w:val="1A1A1A"/>
                 <w:sz w:val="19"/>
                 <w:szCs w:val="19"/>
               </w:rPr>
-              <w:t xml:space="preserve">Step 3</w:t>
-            </w:r>
-            <w:r>
-              <w:rPr>
-                <w:rFonts w:ascii="Avenir Next" w:hAnsi="Avenir Next" w:cs="Avenir Next" w:eastAsia="Avenir Next"/>
-                <w:color w:val="1A1A1A"/>
-                <w:sz w:val="19"/>
-                <w:szCs w:val="19"/>
-              </w:rPr>
               <w:tab/>
             </w:r>
             <w:r>
               <w:rPr>
                 <w:rFonts w:ascii="Avenir Next" w:hAnsi="Avenir Next" w:cs="Avenir Next" w:eastAsia="Avenir Next"/>
                 <w:color w:val="1A1A1A"/>
-                <w:sz w:val="21"/>
+                <w:sz w:val="22"/>
                 <w:szCs w:val="21"/>
               </w:rPr>
               <w:t xml:space="preserve">Count on: 5, 10, 15. Point A is 15.</w:t>
@@ -706,7 +714,7 @@
               <w:tabs>
                 <w:tab w:val="left" w:pos="950"/>
               </w:tabs>
-              <w:spacing w:before="20" w:after="0" w:line="256" w:lineRule="auto"/>
+              <w:spacing w:before="20" w:after="0" w:line="248" w:lineRule="auto"/>
               <w:ind w:left="950" w:hanging="950"/>
             </w:pPr>
             <w:r>
@@ -714,18 +722,18 @@
                 <w:rFonts w:ascii="Avenir Next" w:hAnsi="Avenir Next" w:cs="Avenir Next" w:eastAsia="Avenir Next"/>
                 <w:b/>
                 <w:color w:val="1A1A1A"/>
+                <w:sz w:val="22"/>
+                <w:szCs w:val="21"/>
+              </w:rPr>
+              <w:t xml:space="preserve">Answer</w:t>
+            </w:r>
+            <w:r>
+              <w:rPr>
+                <w:rFonts w:ascii="Avenir Next" w:hAnsi="Avenir Next" w:cs="Avenir Next" w:eastAsia="Avenir Next"/>
+                <w:color w:val="1A1A1A"/>
                 <w:sz w:val="21"/>
                 <w:szCs w:val="21"/>
               </w:rPr>
-              <w:t xml:space="preserve">Answer</w:t>
-            </w:r>
-            <w:r>
-              <w:rPr>
-                <w:rFonts w:ascii="Avenir Next" w:hAnsi="Avenir Next" w:cs="Avenir Next" w:eastAsia="Avenir Next"/>
-                <w:color w:val="1A1A1A"/>
-                <w:sz w:val="21"/>
-                <w:szCs w:val="21"/>
-              </w:rPr>
               <w:tab/>
             </w:r>
             <w:r>
@@ -733,7 +741,7 @@
                 <w:rFonts w:ascii="Avenir Next" w:hAnsi="Avenir Next" w:cs="Avenir Next" w:eastAsia="Avenir Next"/>
                 <w:b/>
                 <w:color w:val="1A1A1A"/>
-                <w:sz w:val="21"/>
+                <w:sz w:val="22"/>
                 <w:szCs w:val="21"/>
               </w:rPr>
               <w:t xml:space="preserve">One jump is 5. A = 15.</w:t>
@@ -747,14 +755,14 @@
           </w:tcPr>
           <w:p>
             <w:pPr>
-              <w:spacing w:before="0" w:after="0" w:line="264" w:lineRule="auto"/>
+              <w:spacing w:before="0" w:after="0" w:line="252" w:lineRule="auto"/>
               <w:jc w:val="right"/>
             </w:pPr>
             <w:r>
               <w:drawing>
                 <wp:inline distT="0" distB="0" distL="0" distR="0">
                   <wp:extent cx="2743200" cy="548640"/>
-                  <wp:docPr id="1" name="Figure 1"/>
+                  <wp:docPr id="1" name="Figure 1" descr="Number line from 0 to 20, ticks every 5. Labels: 0, 0, 20, 20. Points: x: 15; label: A."/>
                   <a:graphic xmlns:a="http://schemas.openxmlformats.org/drawingml/2006/main">
                     <a:graphicData uri="http://schemas.openxmlformats.org/drawingml/2006/picture">
                       <pic:pic xmlns:pic="http://schemas.openxmlformats.org/drawingml/2006/picture">
@@ -794,6 +802,7 @@
     </w:p>
     <w:p>
       <w:pPr>
+        <w:pStyle w:val="Heading2"/>
         <w:keepNext/>
         <w:pBdr>
           <w:bottom w:val="single" w:sz="8" w:space="3" w:color="003A70"/>
@@ -809,7 +818,7 @@
           <w:b/>
           <w:color w:val="003A70"/>
           <w:spacing w:val="14"/>
-          <w:sz w:val="19"/>
+          <w:sz w:val="22"/>
           <w:szCs w:val="19"/>
         </w:rPr>
         <w:t xml:space="preserve">TRY IT WITH HELP</w:t>
@@ -828,7 +837,7 @@
           <w:rFonts w:ascii="Avenir Next" w:hAnsi="Avenir Next" w:cs="Avenir Next" w:eastAsia="Avenir Next"/>
           <w:i/>
           <w:color w:val="5A5F66"/>
-          <w:sz w:val="17"/>
+          <w:sz w:val="22"/>
           <w:szCs w:val="17"/>
         </w:rPr>
         <w:t xml:space="preserve">fill in each step</w:t>
@@ -840,7 +849,7 @@
         <w:tabs>
           <w:tab w:val="left" w:pos="432"/>
         </w:tabs>
-        <w:spacing w:before="90" w:after="40" w:line="268" w:lineRule="auto"/>
+        <w:spacing w:before="90" w:after="40" w:line="254" w:lineRule="auto"/>
         <w:ind w:left="432" w:hanging="432"/>
       </w:pPr>
       <w:r>
@@ -875,14 +884,14 @@
     <w:p>
       <w:pPr>
         <w:keepNext/>
-        <w:spacing w:before="20" w:after="30" w:line="264" w:lineRule="auto"/>
+        <w:spacing w:before="20" w:after="30" w:line="252" w:lineRule="auto"/>
         <w:jc w:val="center"/>
       </w:pPr>
       <w:r>
         <w:drawing>
           <wp:inline distT="0" distB="0" distL="0" distR="0">
             <wp:extent cx="3657600" cy="731520"/>
-            <wp:docPr id="2" name="Figure 2"/>
+            <wp:docPr id="2" name="Figure 2" descr="Number line from 0 to 50, ticks every 10. Labels: 0, 0, 50, 50. Points: x: 30; label: B."/>
             <a:graphic xmlns:a="http://schemas.openxmlformats.org/drawingml/2006/main">
               <a:graphicData uri="http://schemas.openxmlformats.org/drawingml/2006/picture">
                 <pic:pic xmlns:pic="http://schemas.openxmlformats.org/drawingml/2006/picture">
@@ -918,7 +927,7 @@
         <w:tabs>
           <w:tab w:val="left" w:pos="1300"/>
         </w:tabs>
-        <w:spacing w:before="0" w:after="24" w:line="272" w:lineRule="auto"/>
+        <w:spacing w:before="0" w:after="24" w:line="256" w:lineRule="auto"/>
         <w:ind w:left="1300" w:hanging="868"/>
       </w:pPr>
       <w:r>
@@ -926,35 +935,35 @@
           <w:rFonts w:ascii="Avenir Next" w:hAnsi="Avenir Next" w:cs="Avenir Next" w:eastAsia="Avenir Next"/>
           <w:b/>
           <w:color w:val="003A70"/>
+          <w:sz w:val="22"/>
+          <w:szCs w:val="18"/>
+        </w:rPr>
+        <w:t xml:space="preserve">Step 1</w:t>
+      </w:r>
+      <w:r>
+        <w:rPr>
+          <w:rFonts w:ascii="Avenir Next" w:hAnsi="Avenir Next" w:cs="Avenir Next" w:eastAsia="Avenir Next"/>
+          <w:color w:val="1A1A1A"/>
           <w:sz w:val="18"/>
           <w:szCs w:val="18"/>
         </w:rPr>
-        <w:t xml:space="preserve">Step 1</w:t>
-      </w:r>
-      <w:r>
-        <w:rPr>
-          <w:rFonts w:ascii="Avenir Next" w:hAnsi="Avenir Next" w:cs="Avenir Next" w:eastAsia="Avenir Next"/>
-          <w:color w:val="1A1A1A"/>
-          <w:sz w:val="18"/>
-          <w:szCs w:val="18"/>
-        </w:rPr>
         <w:tab/>
       </w:r>
       <w:r>
         <w:rPr>
           <w:rFonts w:ascii="Avenir Next" w:hAnsi="Avenir Next" w:cs="Avenir Next" w:eastAsia="Avenir Next"/>
           <w:color w:val="1A1A1A"/>
+          <w:sz w:val="22"/>
+          <w:szCs w:val="21"/>
+        </w:rPr>
+        <w:t xml:space="preserve">50 − 0 = </w:t>
+      </w:r>
+      <w:r>
+        <w:rPr>
+          <w:rFonts w:ascii="Avenir Next" w:hAnsi="Avenir Next" w:cs="Avenir Next" w:eastAsia="Avenir Next"/>
+          <w:color w:val="1A1A1A"/>
           <w:sz w:val="21"/>
           <w:szCs w:val="21"/>
-        </w:rPr>
-        <w:t xml:space="preserve">50 − 0 = </w:t>
-      </w:r>
-      <w:r>
-        <w:rPr>
-          <w:rFonts w:ascii="Avenir Next" w:hAnsi="Avenir Next" w:cs="Avenir Next" w:eastAsia="Avenir Next"/>
-          <w:color w:val="1A1A1A"/>
-          <w:sz w:val="21"/>
-          <w:szCs w:val="21"/>
           <w:u w:val="single"/>
         </w:rPr>
         <w:t xml:space="preserve">                </w:t>
@@ -963,7 +972,7 @@
         <w:rPr>
           <w:rFonts w:ascii="Avenir Next" w:hAnsi="Avenir Next" w:cs="Avenir Next" w:eastAsia="Avenir Next"/>
           <w:color w:val="1A1A1A"/>
-          <w:sz w:val="21"/>
+          <w:sz w:val="22"/>
           <w:szCs w:val="21"/>
         </w:rPr>
         <w:t xml:space="preserve">.</w:t>
@@ -975,7 +984,7 @@
         <w:tabs>
           <w:tab w:val="left" w:pos="1300"/>
         </w:tabs>
-        <w:spacing w:before="0" w:after="24" w:line="272" w:lineRule="auto"/>
+        <w:spacing w:before="0" w:after="24" w:line="256" w:lineRule="auto"/>
         <w:ind w:left="1300" w:hanging="868"/>
       </w:pPr>
       <w:r>
@@ -983,18 +992,18 @@
           <w:rFonts w:ascii="Avenir Next" w:hAnsi="Avenir Next" w:cs="Avenir Next" w:eastAsia="Avenir Next"/>
           <w:b/>
           <w:color w:val="003A70"/>
+          <w:sz w:val="22"/>
+          <w:szCs w:val="18"/>
+        </w:rPr>
+        <w:t xml:space="preserve">Step 2</w:t>
+      </w:r>
+      <w:r>
+        <w:rPr>
+          <w:rFonts w:ascii="Avenir Next" w:hAnsi="Avenir Next" w:cs="Avenir Next" w:eastAsia="Avenir Next"/>
+          <w:color w:val="1A1A1A"/>
           <w:sz w:val="18"/>
           <w:szCs w:val="18"/>
         </w:rPr>
-        <w:t xml:space="preserve">Step 2</w:t>
-      </w:r>
-      <w:r>
-        <w:rPr>
-          <w:rFonts w:ascii="Avenir Next" w:hAnsi="Avenir Next" w:cs="Avenir Next" w:eastAsia="Avenir Next"/>
-          <w:color w:val="1A1A1A"/>
-          <w:sz w:val="18"/>
-          <w:szCs w:val="18"/>
-        </w:rPr>
         <w:tab/>
       </w:r>
       <w:r>
@@ -1011,17 +1020,17 @@
         <w:rPr>
           <w:rFonts w:ascii="Avenir Next" w:hAnsi="Avenir Next" w:cs="Avenir Next" w:eastAsia="Avenir Next"/>
           <w:color w:val="1A1A1A"/>
+          <w:sz w:val="22"/>
+          <w:szCs w:val="21"/>
+        </w:rPr>
+        <w:t xml:space="preserve"> jumps. One jump is </w:t>
+      </w:r>
+      <w:r>
+        <w:rPr>
+          <w:rFonts w:ascii="Avenir Next" w:hAnsi="Avenir Next" w:cs="Avenir Next" w:eastAsia="Avenir Next"/>
+          <w:color w:val="1A1A1A"/>
           <w:sz w:val="21"/>
           <w:szCs w:val="21"/>
-        </w:rPr>
-        <w:t xml:space="preserve"> jumps. One jump is </w:t>
-      </w:r>
-      <w:r>
-        <w:rPr>
-          <w:rFonts w:ascii="Avenir Next" w:hAnsi="Avenir Next" w:cs="Avenir Next" w:eastAsia="Avenir Next"/>
-          <w:color w:val="1A1A1A"/>
-          <w:sz w:val="21"/>
-          <w:szCs w:val="21"/>
           <w:u w:val="single"/>
         </w:rPr>
         <w:t xml:space="preserve">                </w:t>
@@ -1030,7 +1039,7 @@
         <w:rPr>
           <w:rFonts w:ascii="Avenir Next" w:hAnsi="Avenir Next" w:cs="Avenir Next" w:eastAsia="Avenir Next"/>
           <w:color w:val="1A1A1A"/>
-          <w:sz w:val="21"/>
+          <w:sz w:val="22"/>
           <w:szCs w:val="21"/>
         </w:rPr>
         <w:t xml:space="preserve">.</w:t>
@@ -1042,7 +1051,7 @@
         <w:tabs>
           <w:tab w:val="left" w:pos="1300"/>
         </w:tabs>
-        <w:spacing w:before="0" w:after="24" w:line="272" w:lineRule="auto"/>
+        <w:spacing w:before="0" w:after="24" w:line="256" w:lineRule="auto"/>
         <w:ind w:left="1300" w:hanging="868"/>
       </w:pPr>
       <w:r>
@@ -1050,28 +1059,47 @@
           <w:rFonts w:ascii="Avenir Next" w:hAnsi="Avenir Next" w:cs="Avenir Next" w:eastAsia="Avenir Next"/>
           <w:b/>
           <w:color w:val="003A70"/>
+          <w:sz w:val="22"/>
+          <w:szCs w:val="18"/>
+        </w:rPr>
+        <w:t xml:space="preserve">Step 3</w:t>
+      </w:r>
+      <w:r>
+        <w:rPr>
+          <w:rFonts w:ascii="Avenir Next" w:hAnsi="Avenir Next" w:cs="Avenir Next" w:eastAsia="Avenir Next"/>
+          <w:color w:val="1A1A1A"/>
           <w:sz w:val="18"/>
           <w:szCs w:val="18"/>
         </w:rPr>
-        <w:t xml:space="preserve">Step 3</w:t>
-      </w:r>
-      <w:r>
-        <w:rPr>
-          <w:rFonts w:ascii="Avenir Next" w:hAnsi="Avenir Next" w:cs="Avenir Next" w:eastAsia="Avenir Next"/>
-          <w:color w:val="1A1A1A"/>
-          <w:sz w:val="18"/>
-          <w:szCs w:val="18"/>
-        </w:rPr>
         <w:tab/>
       </w:r>
       <w:r>
         <w:rPr>
           <w:rFonts w:ascii="Avenir Next" w:hAnsi="Avenir Next" w:cs="Avenir Next" w:eastAsia="Avenir Next"/>
           <w:color w:val="1A1A1A"/>
+          <w:sz w:val="22"/>
+          <w:szCs w:val="21"/>
+        </w:rPr>
+        <w:t xml:space="preserve">Count on: 10, 20, </w:t>
+      </w:r>
+      <w:r>
+        <w:rPr>
+          <w:rFonts w:ascii="Avenir Next" w:hAnsi="Avenir Next" w:cs="Avenir Next" w:eastAsia="Avenir Next"/>
+          <w:color w:val="1A1A1A"/>
           <w:sz w:val="21"/>
           <w:szCs w:val="21"/>
-        </w:rPr>
-        <w:t xml:space="preserve">Count on: 10, 20, </w:t>
+          <w:u w:val="single"/>
+        </w:rPr>
+        <w:t xml:space="preserve">                </w:t>
+      </w:r>
+      <w:r>
+        <w:rPr>
+          <w:rFonts w:ascii="Avenir Next" w:hAnsi="Avenir Next" w:cs="Avenir Next" w:eastAsia="Avenir Next"/>
+          <w:color w:val="1A1A1A"/>
+          <w:sz w:val="22"/>
+          <w:szCs w:val="21"/>
+        </w:rPr>
+        <w:t xml:space="preserve">. B = </w:t>
       </w:r>
       <w:r>
         <w:rPr>
@@ -1087,26 +1115,7 @@
         <w:rPr>
           <w:rFonts w:ascii="Avenir Next" w:hAnsi="Avenir Next" w:cs="Avenir Next" w:eastAsia="Avenir Next"/>
           <w:color w:val="1A1A1A"/>
-          <w:sz w:val="21"/>
-          <w:szCs w:val="21"/>
-        </w:rPr>
-        <w:t xml:space="preserve">. B = </w:t>
-      </w:r>
-      <w:r>
-        <w:rPr>
-          <w:rFonts w:ascii="Avenir Next" w:hAnsi="Avenir Next" w:cs="Avenir Next" w:eastAsia="Avenir Next"/>
-          <w:color w:val="1A1A1A"/>
-          <w:sz w:val="21"/>
-          <w:szCs w:val="21"/>
-          <w:u w:val="single"/>
-        </w:rPr>
-        <w:t xml:space="preserve">                </w:t>
-      </w:r>
-      <w:r>
-        <w:rPr>
-          <w:rFonts w:ascii="Avenir Next" w:hAnsi="Avenir Next" w:cs="Avenir Next" w:eastAsia="Avenir Next"/>
-          <w:color w:val="1A1A1A"/>
-          <w:sz w:val="21"/>
+          <w:sz w:val="22"/>
           <w:szCs w:val="21"/>
         </w:rPr>
         <w:t xml:space="preserve">.</w:t>
@@ -1123,7 +1132,7 @@
         <w:tabs>
           <w:tab w:val="left" w:pos="432"/>
         </w:tabs>
-        <w:spacing w:before="90" w:after="40" w:line="268" w:lineRule="auto"/>
+        <w:spacing w:before="90" w:after="40" w:line="254" w:lineRule="auto"/>
         <w:ind w:left="432" w:hanging="432"/>
       </w:pPr>
       <w:r>
@@ -1161,7 +1170,7 @@
         <w:tabs>
           <w:tab w:val="left" w:pos="1300"/>
         </w:tabs>
-        <w:spacing w:before="0" w:after="24" w:line="272" w:lineRule="auto"/>
+        <w:spacing w:before="0" w:after="24" w:line="256" w:lineRule="auto"/>
         <w:ind w:left="1300" w:hanging="868"/>
       </w:pPr>
       <w:r>
@@ -1169,35 +1178,35 @@
           <w:rFonts w:ascii="Avenir Next" w:hAnsi="Avenir Next" w:cs="Avenir Next" w:eastAsia="Avenir Next"/>
           <w:b/>
           <w:color w:val="003A70"/>
+          <w:sz w:val="22"/>
+          <w:szCs w:val="18"/>
+        </w:rPr>
+        <w:t xml:space="preserve">Step 1</w:t>
+      </w:r>
+      <w:r>
+        <w:rPr>
+          <w:rFonts w:ascii="Avenir Next" w:hAnsi="Avenir Next" w:cs="Avenir Next" w:eastAsia="Avenir Next"/>
+          <w:color w:val="1A1A1A"/>
           <w:sz w:val="18"/>
           <w:szCs w:val="18"/>
         </w:rPr>
-        <w:t xml:space="preserve">Step 1</w:t>
-      </w:r>
-      <w:r>
-        <w:rPr>
-          <w:rFonts w:ascii="Avenir Next" w:hAnsi="Avenir Next" w:cs="Avenir Next" w:eastAsia="Avenir Next"/>
-          <w:color w:val="1A1A1A"/>
-          <w:sz w:val="18"/>
-          <w:szCs w:val="18"/>
-        </w:rPr>
         <w:tab/>
       </w:r>
       <w:r>
         <w:rPr>
           <w:rFonts w:ascii="Avenir Next" w:hAnsi="Avenir Next" w:cs="Avenir Next" w:eastAsia="Avenir Next"/>
           <w:color w:val="1A1A1A"/>
+          <w:sz w:val="22"/>
+          <w:szCs w:val="21"/>
+        </w:rPr>
+        <w:t xml:space="preserve">18 − 12 = </w:t>
+      </w:r>
+      <w:r>
+        <w:rPr>
+          <w:rFonts w:ascii="Avenir Next" w:hAnsi="Avenir Next" w:cs="Avenir Next" w:eastAsia="Avenir Next"/>
+          <w:color w:val="1A1A1A"/>
           <w:sz w:val="21"/>
           <w:szCs w:val="21"/>
-        </w:rPr>
-        <w:t xml:space="preserve">18 − 12 = </w:t>
-      </w:r>
-      <w:r>
-        <w:rPr>
-          <w:rFonts w:ascii="Avenir Next" w:hAnsi="Avenir Next" w:cs="Avenir Next" w:eastAsia="Avenir Next"/>
-          <w:color w:val="1A1A1A"/>
-          <w:sz w:val="21"/>
-          <w:szCs w:val="21"/>
           <w:u w:val="single"/>
         </w:rPr>
         <w:t xml:space="preserve">                </w:t>
@@ -1206,7 +1215,7 @@
         <w:rPr>
           <w:rFonts w:ascii="Avenir Next" w:hAnsi="Avenir Next" w:cs="Avenir Next" w:eastAsia="Avenir Next"/>
           <w:color w:val="1A1A1A"/>
-          <w:sz w:val="21"/>
+          <w:sz w:val="22"/>
           <w:szCs w:val="21"/>
         </w:rPr>
         <w:t xml:space="preserve">.</w:t>
@@ -1218,7 +1227,7 @@
         <w:tabs>
           <w:tab w:val="left" w:pos="1300"/>
         </w:tabs>
-        <w:spacing w:before="0" w:after="24" w:line="272" w:lineRule="auto"/>
+        <w:spacing w:before="0" w:after="24" w:line="256" w:lineRule="auto"/>
         <w:ind w:left="1300" w:hanging="868"/>
       </w:pPr>
       <w:r>
@@ -1226,35 +1235,35 @@
           <w:rFonts w:ascii="Avenir Next" w:hAnsi="Avenir Next" w:cs="Avenir Next" w:eastAsia="Avenir Next"/>
           <w:b/>
           <w:color w:val="003A70"/>
+          <w:sz w:val="22"/>
+          <w:szCs w:val="18"/>
+        </w:rPr>
+        <w:t xml:space="preserve">Step 2</w:t>
+      </w:r>
+      <w:r>
+        <w:rPr>
+          <w:rFonts w:ascii="Avenir Next" w:hAnsi="Avenir Next" w:cs="Avenir Next" w:eastAsia="Avenir Next"/>
+          <w:color w:val="1A1A1A"/>
           <w:sz w:val="18"/>
           <w:szCs w:val="18"/>
         </w:rPr>
-        <w:t xml:space="preserve">Step 2</w:t>
-      </w:r>
-      <w:r>
-        <w:rPr>
-          <w:rFonts w:ascii="Avenir Next" w:hAnsi="Avenir Next" w:cs="Avenir Next" w:eastAsia="Avenir Next"/>
-          <w:color w:val="1A1A1A"/>
-          <w:sz w:val="18"/>
-          <w:szCs w:val="18"/>
-        </w:rPr>
         <w:tab/>
       </w:r>
       <w:r>
         <w:rPr>
           <w:rFonts w:ascii="Avenir Next" w:hAnsi="Avenir Next" w:cs="Avenir Next" w:eastAsia="Avenir Next"/>
           <w:color w:val="1A1A1A"/>
+          <w:sz w:val="22"/>
+          <w:szCs w:val="21"/>
+        </w:rPr>
+        <w:t xml:space="preserve">3 jumps. One jump is </w:t>
+      </w:r>
+      <w:r>
+        <w:rPr>
+          <w:rFonts w:ascii="Avenir Next" w:hAnsi="Avenir Next" w:cs="Avenir Next" w:eastAsia="Avenir Next"/>
+          <w:color w:val="1A1A1A"/>
           <w:sz w:val="21"/>
           <w:szCs w:val="21"/>
-        </w:rPr>
-        <w:t xml:space="preserve">3 jumps. One jump is </w:t>
-      </w:r>
-      <w:r>
-        <w:rPr>
-          <w:rFonts w:ascii="Avenir Next" w:hAnsi="Avenir Next" w:cs="Avenir Next" w:eastAsia="Avenir Next"/>
-          <w:color w:val="1A1A1A"/>
-          <w:sz w:val="21"/>
-          <w:szCs w:val="21"/>
           <w:u w:val="single"/>
         </w:rPr>
         <w:t xml:space="preserve">                </w:t>
@@ -1263,7 +1272,7 @@
         <w:rPr>
           <w:rFonts w:ascii="Avenir Next" w:hAnsi="Avenir Next" w:cs="Avenir Next" w:eastAsia="Avenir Next"/>
           <w:color w:val="1A1A1A"/>
-          <w:sz w:val="21"/>
+          <w:sz w:val="22"/>
           <w:szCs w:val="21"/>
         </w:rPr>
         <w:t xml:space="preserve">.</w:t>
@@ -1275,7 +1284,7 @@
         <w:tabs>
           <w:tab w:val="left" w:pos="1300"/>
         </w:tabs>
-        <w:spacing w:before="0" w:after="24" w:line="272" w:lineRule="auto"/>
+        <w:spacing w:before="0" w:after="24" w:line="256" w:lineRule="auto"/>
         <w:ind w:left="1300" w:hanging="868"/>
       </w:pPr>
       <w:r>
@@ -1283,28 +1292,47 @@
           <w:rFonts w:ascii="Avenir Next" w:hAnsi="Avenir Next" w:cs="Avenir Next" w:eastAsia="Avenir Next"/>
           <w:b/>
           <w:color w:val="003A70"/>
+          <w:sz w:val="22"/>
+          <w:szCs w:val="18"/>
+        </w:rPr>
+        <w:t xml:space="preserve">Step 3</w:t>
+      </w:r>
+      <w:r>
+        <w:rPr>
+          <w:rFonts w:ascii="Avenir Next" w:hAnsi="Avenir Next" w:cs="Avenir Next" w:eastAsia="Avenir Next"/>
+          <w:color w:val="1A1A1A"/>
           <w:sz w:val="18"/>
           <w:szCs w:val="18"/>
         </w:rPr>
-        <w:t xml:space="preserve">Step 3</w:t>
-      </w:r>
-      <w:r>
-        <w:rPr>
-          <w:rFonts w:ascii="Avenir Next" w:hAnsi="Avenir Next" w:cs="Avenir Next" w:eastAsia="Avenir Next"/>
-          <w:color w:val="1A1A1A"/>
-          <w:sz w:val="18"/>
-          <w:szCs w:val="18"/>
-        </w:rPr>
         <w:tab/>
       </w:r>
       <w:r>
         <w:rPr>
           <w:rFonts w:ascii="Avenir Next" w:hAnsi="Avenir Next" w:cs="Avenir Next" w:eastAsia="Avenir Next"/>
           <w:color w:val="1A1A1A"/>
+          <w:sz w:val="22"/>
+          <w:szCs w:val="21"/>
+        </w:rPr>
+        <w:t xml:space="preserve">Count on: 12, </w:t>
+      </w:r>
+      <w:r>
+        <w:rPr>
+          <w:rFonts w:ascii="Avenir Next" w:hAnsi="Avenir Next" w:cs="Avenir Next" w:eastAsia="Avenir Next"/>
+          <w:color w:val="1A1A1A"/>
           <w:sz w:val="21"/>
           <w:szCs w:val="21"/>
-        </w:rPr>
-        <w:t xml:space="preserve">Count on: 12, </w:t>
+          <w:u w:val="single"/>
+        </w:rPr>
+        <w:t xml:space="preserve">                </w:t>
+      </w:r>
+      <w:r>
+        <w:rPr>
+          <w:rFonts w:ascii="Avenir Next" w:hAnsi="Avenir Next" w:cs="Avenir Next" w:eastAsia="Avenir Next"/>
+          <w:color w:val="1A1A1A"/>
+          <w:sz w:val="22"/>
+          <w:szCs w:val="21"/>
+        </w:rPr>
+        <w:t xml:space="preserve">, </w:t>
       </w:r>
       <w:r>
         <w:rPr>
@@ -1320,26 +1348,7 @@
         <w:rPr>
           <w:rFonts w:ascii="Avenir Next" w:hAnsi="Avenir Next" w:cs="Avenir Next" w:eastAsia="Avenir Next"/>
           <w:color w:val="1A1A1A"/>
-          <w:sz w:val="21"/>
-          <w:szCs w:val="21"/>
-        </w:rPr>
-        <w:t xml:space="preserve">, </w:t>
-      </w:r>
-      <w:r>
-        <w:rPr>
-          <w:rFonts w:ascii="Avenir Next" w:hAnsi="Avenir Next" w:cs="Avenir Next" w:eastAsia="Avenir Next"/>
-          <w:color w:val="1A1A1A"/>
-          <w:sz w:val="21"/>
-          <w:szCs w:val="21"/>
-          <w:u w:val="single"/>
-        </w:rPr>
-        <w:t xml:space="preserve">                </w:t>
-      </w:r>
-      <w:r>
-        <w:rPr>
-          <w:rFonts w:ascii="Avenir Next" w:hAnsi="Avenir Next" w:cs="Avenir Next" w:eastAsia="Avenir Next"/>
-          <w:color w:val="1A1A1A"/>
-          <w:sz w:val="21"/>
+          <w:sz w:val="22"/>
           <w:szCs w:val="21"/>
         </w:rPr>
         <w:t xml:space="preserve">, 18.</w:t>
@@ -1352,6 +1361,7 @@
     </w:p>
     <w:p>
       <w:pPr>
+        <w:pStyle w:val="Heading2"/>
         <w:keepNext/>
         <w:pBdr>
           <w:bottom w:val="single" w:sz="8" w:space="3" w:color="003A70"/>
@@ -1367,7 +1377,7 @@
           <w:b/>
           <w:color w:val="003A70"/>
           <w:spacing w:val="14"/>
-          <w:sz w:val="19"/>
+          <w:sz w:val="22"/>
           <w:szCs w:val="19"/>
         </w:rPr>
         <w:t xml:space="preserve">YOUR TURN</w:t>
@@ -1386,7 +1396,7 @@
           <w:rFonts w:ascii="Avenir Next" w:hAnsi="Avenir Next" w:cs="Avenir Next" w:eastAsia="Avenir Next"/>
           <w:i/>
           <w:color w:val="5A5F66"/>
-          <w:sz w:val="17"/>
+          <w:sz w:val="22"/>
           <w:szCs w:val="17"/>
         </w:rPr>
         <w:t xml:space="preserve">use the steps on your own</w:t>
@@ -1436,7 +1446,7 @@
               <w:tabs>
                 <w:tab w:val="left" w:pos="432"/>
               </w:tabs>
-              <w:spacing w:before="90" w:after="40" w:line="268" w:lineRule="auto"/>
+              <w:spacing w:before="90" w:after="40" w:line="254" w:lineRule="auto"/>
               <w:ind w:left="432" w:hanging="432"/>
             </w:pPr>
             <w:r>
@@ -1510,7 +1520,7 @@
                     <w:tabs>
                       <w:tab w:val="left" w:pos="340"/>
                     </w:tabs>
-                    <w:spacing w:before="0" w:after="0" w:line="276" w:lineRule="auto"/>
+                    <w:spacing w:before="0" w:after="0" w:line="258" w:lineRule="auto"/>
                     <w:ind w:left="340" w:hanging="340"/>
                   </w:pPr>
                   <w:r>
@@ -1558,7 +1568,7 @@
                       <w:szCs w:val="22"/>
                       <w:u w:val="single"/>
                     </w:rPr>
-                    <w:t xml:space="preserve">      </w:t>
+                    <w:t xml:space="preserve">          </w:t>
                   </w:r>
                 </w:p>
               </w:tc>
@@ -1572,7 +1582,7 @@
                     <w:tabs>
                       <w:tab w:val="left" w:pos="340"/>
                     </w:tabs>
-                    <w:spacing w:before="0" w:after="0" w:line="276" w:lineRule="auto"/>
+                    <w:spacing w:before="0" w:after="0" w:line="258" w:lineRule="auto"/>
                     <w:ind w:left="340" w:hanging="340"/>
                   </w:pPr>
                   <w:r>
@@ -1620,7 +1630,7 @@
                       <w:szCs w:val="22"/>
                       <w:u w:val="single"/>
                     </w:rPr>
-                    <w:t xml:space="preserve">      </w:t>
+                    <w:t xml:space="preserve">          </w:t>
                   </w:r>
                 </w:p>
               </w:tc>
@@ -1634,7 +1644,7 @@
                     <w:tabs>
                       <w:tab w:val="left" w:pos="340"/>
                     </w:tabs>
-                    <w:spacing w:before="0" w:after="0" w:line="276" w:lineRule="auto"/>
+                    <w:spacing w:before="0" w:after="0" w:line="258" w:lineRule="auto"/>
                     <w:ind w:left="340" w:hanging="340"/>
                   </w:pPr>
                   <w:r>
@@ -1682,7 +1692,7 @@
                       <w:szCs w:val="22"/>
                       <w:u w:val="single"/>
                     </w:rPr>
-                    <w:t xml:space="preserve">      </w:t>
+                    <w:t xml:space="preserve">          </w:t>
                   </w:r>
                 </w:p>
               </w:tc>
@@ -1702,7 +1712,7 @@
                     <w:tabs>
                       <w:tab w:val="left" w:pos="340"/>
                     </w:tabs>
-                    <w:spacing w:before="0" w:after="0" w:line="276" w:lineRule="auto"/>
+                    <w:spacing w:before="0" w:after="0" w:line="258" w:lineRule="auto"/>
                     <w:ind w:left="340" w:hanging="340"/>
                   </w:pPr>
                   <w:r>
@@ -1750,7 +1760,7 @@
                       <w:szCs w:val="22"/>
                       <w:u w:val="single"/>
                     </w:rPr>
-                    <w:t xml:space="preserve">      </w:t>
+                    <w:t xml:space="preserve">          </w:t>
                   </w:r>
                 </w:p>
               </w:tc>
@@ -1764,7 +1774,7 @@
                     <w:tabs>
                       <w:tab w:val="left" w:pos="340"/>
                     </w:tabs>
-                    <w:spacing w:before="0" w:after="0" w:line="276" w:lineRule="auto"/>
+                    <w:spacing w:before="0" w:after="0" w:line="258" w:lineRule="auto"/>
                     <w:ind w:left="340" w:hanging="340"/>
                   </w:pPr>
                   <w:r>
@@ -1812,7 +1822,7 @@
                       <w:szCs w:val="22"/>
                       <w:u w:val="single"/>
                     </w:rPr>
-                    <w:t xml:space="preserve">      </w:t>
+                    <w:t xml:space="preserve">          </w:t>
                   </w:r>
                 </w:p>
               </w:tc>
@@ -1826,7 +1836,7 @@
                     <w:tabs>
                       <w:tab w:val="left" w:pos="340"/>
                     </w:tabs>
-                    <w:spacing w:before="0" w:after="0" w:line="276" w:lineRule="auto"/>
+                    <w:spacing w:before="0" w:after="0" w:line="258" w:lineRule="auto"/>
                     <w:ind w:left="340" w:hanging="340"/>
                   </w:pPr>
                   <w:r>
@@ -1874,7 +1884,7 @@
                       <w:szCs w:val="22"/>
                       <w:u w:val="single"/>
                     </w:rPr>
-                    <w:t xml:space="preserve">      </w:t>
+                    <w:t xml:space="preserve">          </w:t>
                   </w:r>
                 </w:p>
               </w:tc>
@@ -1897,7 +1907,7 @@
       <w:pPr>
         <w:pageBreakBefore/>
         <w:keepNext/>
-        <w:spacing w:before="0" w:after="12" w:line="264" w:lineRule="auto"/>
+        <w:spacing w:before="0" w:after="10" w:line="240" w:lineRule="auto"/>
       </w:pPr>
       <w:r>
         <w:rPr>
@@ -1906,7 +1916,7 @@
           <w:caps/>
           <w:color w:val="003A70"/>
           <w:spacing w:val="12"/>
-          <w:sz w:val="19"/>
+          <w:sz w:val="22"/>
           <w:szCs w:val="19"/>
         </w:rPr>
         <w:t xml:space="preserve">Lesson 2-1  ·  Session 2  ·  Prerequisite Practice A  ·  Skill 2 of 2</w:t>
@@ -1914,8 +1924,9 @@
     </w:p>
     <w:p>
       <w:pPr>
+        <w:pStyle w:val="Heading1"/>
         <w:keepNext/>
-        <w:spacing w:before="0" w:after="10" w:line="240" w:lineRule="auto"/>
+        <w:spacing w:before="0" w:after="8" w:line="240" w:lineRule="auto"/>
       </w:pPr>
       <w:r>
         <w:rPr>
@@ -1933,13 +1944,13 @@
         <w:pBdr>
           <w:bottom w:val="single" w:sz="4" w:space="5" w:color="C9CDD2"/>
         </w:pBdr>
-        <w:spacing w:before="0" w:after="60" w:line="264" w:lineRule="auto"/>
+        <w:spacing w:before="0" w:after="51" w:line="240" w:lineRule="auto"/>
       </w:pPr>
       <w:r>
         <w:rPr>
           <w:rFonts w:ascii="Avenir Next" w:hAnsi="Avenir Next" w:cs="Avenir Next" w:eastAsia="Avenir Next"/>
           <w:color w:val="5A5F66"/>
-          <w:sz w:val="17"/>
+          <w:sz w:val="22"/>
           <w:szCs w:val="17"/>
         </w:rPr>
         <w:t xml:space="preserve">Builds on Grade 4 · 4.G.A.3</w:t>
@@ -1982,7 +1993,8 @@
           </w:tcPr>
           <w:p>
             <w:pPr>
-              <w:spacing w:before="0" w:after="0" w:line="252" w:lineRule="auto"/>
+              <w:pStyle w:val="Heading2"/>
+              <w:spacing w:before="0" w:after="0" w:line="240" w:lineRule="auto"/>
             </w:pPr>
             <w:r>
               <w:rPr>
@@ -2005,13 +2017,13 @@
           </w:tcPr>
           <w:p>
             <w:pPr>
-              <w:spacing w:before="0" w:after="0" w:line="264" w:lineRule="auto"/>
+              <w:spacing w:before="0" w:after="0" w:line="240" w:lineRule="auto"/>
             </w:pPr>
             <w:r>
               <w:rPr>
                 <w:rFonts w:ascii="Avenir Next" w:hAnsi="Avenir Next" w:cs="Avenir Next" w:eastAsia="Avenir Next"/>
                 <w:color w:val="1A1A1A"/>
-                <w:sz w:val="20"/>
+                <w:sz w:val="22"/>
                 <w:szCs w:val="20"/>
               </w:rPr>
               <w:t xml:space="preserve">You will tell if a dot plot is symmetric. In problem 5 the stacks are 2, 3, 2.</w:t>
@@ -2031,7 +2043,8 @@
           </w:tcPr>
           <w:p>
             <w:pPr>
-              <w:spacing w:before="0" w:after="0" w:line="252" w:lineRule="auto"/>
+              <w:pStyle w:val="Heading2"/>
+              <w:spacing w:before="0" w:after="0" w:line="240" w:lineRule="auto"/>
             </w:pPr>
             <w:r>
               <w:rPr>
@@ -2054,13 +2067,13 @@
           </w:tcPr>
           <w:p>
             <w:pPr>
-              <w:spacing w:before="0" w:after="0" w:line="264" w:lineRule="auto"/>
+              <w:spacing w:before="0" w:after="0" w:line="240" w:lineRule="auto"/>
             </w:pPr>
             <w:r>
               <w:rPr>
                 <w:rFonts w:ascii="Avenir Next" w:hAnsi="Avenir Next" w:cs="Avenir Next" w:eastAsia="Avenir Next"/>
                 <w:color w:val="1A1A1A"/>
-                <w:sz w:val="20"/>
+                <w:sz w:val="22"/>
                 <w:szCs w:val="20"/>
               </w:rPr>
               <w:t xml:space="preserve">Check whether the stacks on the left match the stacks on the right.  </w:t>
@@ -2070,7 +2083,7 @@
                 <w:rFonts w:ascii="Avenir Next" w:hAnsi="Avenir Next" w:cs="Avenir Next" w:eastAsia="Avenir Next"/>
                 <w:b/>
                 <w:color w:val="1A1A1A"/>
-                <w:sz w:val="20"/>
+                <w:sz w:val="22"/>
                 <w:szCs w:val="20"/>
               </w:rPr>
               <w:t xml:space="preserve">You will use it in Practice Form A, problems 5 and 7.</w:t>
@@ -2081,6 +2094,7 @@
     </w:tbl>
     <w:p>
       <w:pPr>
+        <w:pStyle w:val="Heading2"/>
         <w:keepNext/>
         <w:pBdr>
           <w:bottom w:val="single" w:sz="8" w:space="3" w:color="003A70"/>
@@ -2088,7 +2102,7 @@
         <w:tabs>
           <w:tab w:val="right" w:pos="9504"/>
         </w:tabs>
-        <w:spacing w:before="50" w:after="36" w:line="240" w:lineRule="auto"/>
+        <w:spacing w:before="42" w:after="31" w:line="240" w:lineRule="auto"/>
       </w:pPr>
       <w:r>
         <w:rPr>
@@ -2096,7 +2110,7 @@
           <w:b/>
           <w:color w:val="003A70"/>
           <w:spacing w:val="14"/>
-          <w:sz w:val="19"/>
+          <w:sz w:val="22"/>
           <w:szCs w:val="19"/>
         </w:rPr>
         <w:t xml:space="preserve">STEPS TO FOLLOW</w:t>
@@ -2115,7 +2129,7 @@
           <w:rFonts w:ascii="Avenir Next" w:hAnsi="Avenir Next" w:cs="Avenir Next" w:eastAsia="Avenir Next"/>
           <w:i/>
           <w:color w:val="5A5F66"/>
-          <w:sz w:val="17"/>
+          <w:sz w:val="22"/>
           <w:szCs w:val="17"/>
         </w:rPr>
         <w:t xml:space="preserve">use these same steps on every problem</w:t>
@@ -2157,6 +2171,7 @@
           </w:tcPr>
           <w:p>
             <w:pPr>
+              <w:pStyle w:val="Heading1"/>
               <w:spacing w:before="0" w:after="0" w:line="240" w:lineRule="auto"/>
               <w:jc w:val="center"/>
             </w:pPr>
@@ -2179,13 +2194,13 @@
           </w:tcPr>
           <w:p>
             <w:pPr>
-              <w:spacing w:before="0" w:after="0" w:line="264" w:lineRule="auto"/>
+              <w:spacing w:before="0" w:after="0" w:line="240" w:lineRule="auto"/>
             </w:pPr>
             <w:r>
               <w:rPr>
                 <w:rFonts w:ascii="Avenir Next" w:hAnsi="Avenir Next" w:cs="Avenir Next" w:eastAsia="Avenir Next"/>
                 <w:color w:val="1A1A1A"/>
-                <w:sz w:val="21"/>
+                <w:sz w:val="22"/>
                 <w:szCs w:val="21"/>
               </w:rPr>
               <w:t xml:space="preserve">Find the </w:t>
@@ -2195,7 +2210,7 @@
                 <w:rFonts w:ascii="Avenir Next" w:hAnsi="Avenir Next" w:cs="Avenir Next" w:eastAsia="Avenir Next"/>
                 <w:b/>
                 <w:color w:val="1A1A1A"/>
-                <w:sz w:val="21"/>
+                <w:sz w:val="22"/>
                 <w:szCs w:val="21"/>
               </w:rPr>
               <w:t xml:space="preserve">middle</w:t>
@@ -2204,7 +2219,7 @@
               <w:rPr>
                 <w:rFonts w:ascii="Avenir Next" w:hAnsi="Avenir Next" w:cs="Avenir Next" w:eastAsia="Avenir Next"/>
                 <w:color w:val="1A1A1A"/>
-                <w:sz w:val="21"/>
+                <w:sz w:val="22"/>
                 <w:szCs w:val="21"/>
               </w:rPr>
               <w:t xml:space="preserve"> stack.</w:t>
@@ -2223,6 +2238,7 @@
           </w:tcPr>
           <w:p>
             <w:pPr>
+              <w:pStyle w:val="Heading1"/>
               <w:spacing w:before="0" w:after="0" w:line="240" w:lineRule="auto"/>
               <w:jc w:val="center"/>
             </w:pPr>
@@ -2245,14 +2261,14 @@
           </w:tcPr>
           <w:p>
             <w:pPr>
-              <w:spacing w:before="0" w:after="0" w:line="264" w:lineRule="auto"/>
+              <w:spacing w:before="0" w:after="0" w:line="240" w:lineRule="auto"/>
             </w:pPr>
             <w:r>
               <w:rPr>
                 <w:rFonts w:ascii="Avenir Next" w:hAnsi="Avenir Next" w:cs="Avenir Next" w:eastAsia="Avenir Next"/>
                 <w:b/>
                 <w:color w:val="1A1A1A"/>
-                <w:sz w:val="21"/>
+                <w:sz w:val="22"/>
                 <w:szCs w:val="21"/>
               </w:rPr>
               <w:t xml:space="preserve">Compare</w:t>
@@ -2261,7 +2277,7 @@
               <w:rPr>
                 <w:rFonts w:ascii="Avenir Next" w:hAnsi="Avenir Next" w:cs="Avenir Next" w:eastAsia="Avenir Next"/>
                 <w:color w:val="1A1A1A"/>
-                <w:sz w:val="21"/>
+                <w:sz w:val="22"/>
                 <w:szCs w:val="21"/>
               </w:rPr>
               <w:t xml:space="preserve"> stacks the same distance out on each side.</w:t>
@@ -2280,6 +2296,7 @@
           </w:tcPr>
           <w:p>
             <w:pPr>
+              <w:pStyle w:val="Heading1"/>
               <w:spacing w:before="0" w:after="0" w:line="240" w:lineRule="auto"/>
               <w:jc w:val="center"/>
             </w:pPr>
@@ -2302,13 +2319,13 @@
           </w:tcPr>
           <w:p>
             <w:pPr>
-              <w:spacing w:before="0" w:after="0" w:line="264" w:lineRule="auto"/>
+              <w:spacing w:before="0" w:after="0" w:line="240" w:lineRule="auto"/>
             </w:pPr>
             <w:r>
               <w:rPr>
                 <w:rFonts w:ascii="Avenir Next" w:hAnsi="Avenir Next" w:cs="Avenir Next" w:eastAsia="Avenir Next"/>
                 <w:color w:val="1A1A1A"/>
-                <w:sz w:val="21"/>
+                <w:sz w:val="22"/>
                 <w:szCs w:val="21"/>
               </w:rPr>
               <w:t xml:space="preserve">If every pair </w:t>
@@ -2318,7 +2335,7 @@
                 <w:rFonts w:ascii="Avenir Next" w:hAnsi="Avenir Next" w:cs="Avenir Next" w:eastAsia="Avenir Next"/>
                 <w:b/>
                 <w:color w:val="1A1A1A"/>
-                <w:sz w:val="21"/>
+                <w:sz w:val="22"/>
                 <w:szCs w:val="21"/>
               </w:rPr>
               <w:t xml:space="preserve">matches</w:t>
@@ -2327,7 +2344,7 @@
               <w:rPr>
                 <w:rFonts w:ascii="Avenir Next" w:hAnsi="Avenir Next" w:cs="Avenir Next" w:eastAsia="Avenir Next"/>
                 <w:color w:val="1A1A1A"/>
-                <w:sz w:val="21"/>
+                <w:sz w:val="22"/>
                 <w:szCs w:val="21"/>
               </w:rPr>
               <w:t xml:space="preserve">, it is symmetric.</w:t>
@@ -2338,6 +2355,7 @@
     </w:tbl>
     <w:p>
       <w:pPr>
+        <w:pStyle w:val="Heading2"/>
         <w:keepNext/>
         <w:pBdr>
           <w:bottom w:val="single" w:sz="8" w:space="3" w:color="003A70"/>
@@ -2345,7 +2363,7 @@
         <w:tabs>
           <w:tab w:val="right" w:pos="9504"/>
         </w:tabs>
-        <w:spacing w:before="50" w:after="36" w:line="240" w:lineRule="auto"/>
+        <w:spacing w:before="42" w:after="31" w:line="240" w:lineRule="auto"/>
       </w:pPr>
       <w:r>
         <w:rPr>
@@ -2353,7 +2371,7 @@
           <w:b/>
           <w:color w:val="003A70"/>
           <w:spacing w:val="14"/>
-          <w:sz w:val="19"/>
+          <w:sz w:val="22"/>
           <w:szCs w:val="19"/>
         </w:rPr>
         <w:t xml:space="preserve">WATCH ME</w:t>
@@ -2372,7 +2390,7 @@
           <w:rFonts w:ascii="Avenir Next" w:hAnsi="Avenir Next" w:cs="Avenir Next" w:eastAsia="Avenir Next"/>
           <w:i/>
           <w:color w:val="5A5F66"/>
-          <w:sz w:val="17"/>
+          <w:sz w:val="22"/>
           <w:szCs w:val="17"/>
         </w:rPr>
         <w:t xml:space="preserve">the steps in action</w:t>
@@ -2414,14 +2432,14 @@
           </w:tcPr>
           <w:p>
             <w:pPr>
-              <w:spacing w:before="0" w:after="40" w:line="264" w:lineRule="auto"/>
+              <w:spacing w:before="0" w:after="34" w:line="240" w:lineRule="auto"/>
             </w:pPr>
             <w:r>
               <w:rPr>
                 <w:rFonts w:ascii="Avenir Next" w:hAnsi="Avenir Next" w:cs="Avenir Next" w:eastAsia="Avenir Next"/>
                 <w:b/>
                 <w:color w:val="1A1A1A"/>
-                <w:sz w:val="21"/>
+                <w:sz w:val="22"/>
                 <w:szCs w:val="21"/>
               </w:rPr>
               <w:t xml:space="preserve">Stack heights, left to right: 1, 3, 5, 3, 1. Is the plot symmetric?</w:t>
@@ -2432,7 +2450,7 @@
               <w:tabs>
                 <w:tab w:val="left" w:pos="950"/>
               </w:tabs>
-              <w:spacing w:before="0" w:after="24" w:line="256" w:lineRule="auto"/>
+              <w:spacing w:before="0" w:after="20" w:line="240" w:lineRule="auto"/>
               <w:ind w:left="950" w:hanging="950"/>
             </w:pPr>
             <w:r>
@@ -2440,25 +2458,25 @@
                 <w:rFonts w:ascii="Avenir Next" w:hAnsi="Avenir Next" w:cs="Avenir Next" w:eastAsia="Avenir Next"/>
                 <w:b/>
                 <w:color w:val="003A70"/>
+                <w:sz w:val="22"/>
+                <w:szCs w:val="19"/>
+              </w:rPr>
+              <w:t xml:space="preserve">Step 1</w:t>
+            </w:r>
+            <w:r>
+              <w:rPr>
+                <w:rFonts w:ascii="Avenir Next" w:hAnsi="Avenir Next" w:cs="Avenir Next" w:eastAsia="Avenir Next"/>
+                <w:color w:val="1A1A1A"/>
                 <w:sz w:val="19"/>
                 <w:szCs w:val="19"/>
               </w:rPr>
-              <w:t xml:space="preserve">Step 1</w:t>
-            </w:r>
-            <w:r>
-              <w:rPr>
-                <w:rFonts w:ascii="Avenir Next" w:hAnsi="Avenir Next" w:cs="Avenir Next" w:eastAsia="Avenir Next"/>
-                <w:color w:val="1A1A1A"/>
-                <w:sz w:val="19"/>
-                <w:szCs w:val="19"/>
-              </w:rPr>
               <w:tab/>
             </w:r>
             <w:r>
               <w:rPr>
                 <w:rFonts w:ascii="Avenir Next" w:hAnsi="Avenir Next" w:cs="Avenir Next" w:eastAsia="Avenir Next"/>
                 <w:color w:val="1A1A1A"/>
-                <w:sz w:val="21"/>
+                <w:sz w:val="22"/>
                 <w:szCs w:val="21"/>
               </w:rPr>
               <w:t xml:space="preserve">The middle stack is 5.</w:t>
@@ -2469,7 +2487,7 @@
               <w:tabs>
                 <w:tab w:val="left" w:pos="950"/>
               </w:tabs>
-              <w:spacing w:before="0" w:after="24" w:line="256" w:lineRule="auto"/>
+              <w:spacing w:before="0" w:after="20" w:line="240" w:lineRule="auto"/>
               <w:ind w:left="950" w:hanging="950"/>
             </w:pPr>
             <w:r>
@@ -2477,25 +2495,25 @@
                 <w:rFonts w:ascii="Avenir Next" w:hAnsi="Avenir Next" w:cs="Avenir Next" w:eastAsia="Avenir Next"/>
                 <w:b/>
                 <w:color w:val="003A70"/>
+                <w:sz w:val="22"/>
+                <w:szCs w:val="19"/>
+              </w:rPr>
+              <w:t xml:space="preserve">Step 2</w:t>
+            </w:r>
+            <w:r>
+              <w:rPr>
+                <w:rFonts w:ascii="Avenir Next" w:hAnsi="Avenir Next" w:cs="Avenir Next" w:eastAsia="Avenir Next"/>
+                <w:color w:val="1A1A1A"/>
                 <w:sz w:val="19"/>
                 <w:szCs w:val="19"/>
               </w:rPr>
-              <w:t xml:space="preserve">Step 2</w:t>
-            </w:r>
-            <w:r>
-              <w:rPr>
-                <w:rFonts w:ascii="Avenir Next" w:hAnsi="Avenir Next" w:cs="Avenir Next" w:eastAsia="Avenir Next"/>
-                <w:color w:val="1A1A1A"/>
-                <w:sz w:val="19"/>
-                <w:szCs w:val="19"/>
-              </w:rPr>
               <w:tab/>
             </w:r>
             <w:r>
               <w:rPr>
                 <w:rFonts w:ascii="Avenir Next" w:hAnsi="Avenir Next" w:cs="Avenir Next" w:eastAsia="Avenir Next"/>
                 <w:color w:val="1A1A1A"/>
-                <w:sz w:val="21"/>
+                <w:sz w:val="22"/>
                 <w:szCs w:val="21"/>
               </w:rPr>
               <w:t xml:space="preserve">Pairs: 3 and 3. 1 and 1.</w:t>
@@ -2506,7 +2524,7 @@
               <w:tabs>
                 <w:tab w:val="left" w:pos="950"/>
               </w:tabs>
-              <w:spacing w:before="0" w:after="24" w:line="256" w:lineRule="auto"/>
+              <w:spacing w:before="0" w:after="20" w:line="240" w:lineRule="auto"/>
               <w:ind w:left="950" w:hanging="950"/>
             </w:pPr>
             <w:r>
@@ -2514,25 +2532,25 @@
                 <w:rFonts w:ascii="Avenir Next" w:hAnsi="Avenir Next" w:cs="Avenir Next" w:eastAsia="Avenir Next"/>
                 <w:b/>
                 <w:color w:val="003A70"/>
+                <w:sz w:val="22"/>
+                <w:szCs w:val="19"/>
+              </w:rPr>
+              <w:t xml:space="preserve">Step 3</w:t>
+            </w:r>
+            <w:r>
+              <w:rPr>
+                <w:rFonts w:ascii="Avenir Next" w:hAnsi="Avenir Next" w:cs="Avenir Next" w:eastAsia="Avenir Next"/>
+                <w:color w:val="1A1A1A"/>
                 <w:sz w:val="19"/>
                 <w:szCs w:val="19"/>
               </w:rPr>
-              <w:t xml:space="preserve">Step 3</w:t>
-            </w:r>
-            <w:r>
-              <w:rPr>
-                <w:rFonts w:ascii="Avenir Next" w:hAnsi="Avenir Next" w:cs="Avenir Next" w:eastAsia="Avenir Next"/>
-                <w:color w:val="1A1A1A"/>
-                <w:sz w:val="19"/>
-                <w:szCs w:val="19"/>
-              </w:rPr>
               <w:tab/>
             </w:r>
             <w:r>
               <w:rPr>
                 <w:rFonts w:ascii="Avenir Next" w:hAnsi="Avenir Next" w:cs="Avenir Next" w:eastAsia="Avenir Next"/>
                 <w:color w:val="1A1A1A"/>
-                <w:sz w:val="21"/>
+                <w:sz w:val="22"/>
                 <w:szCs w:val="21"/>
               </w:rPr>
               <w:t xml:space="preserve">Every pair matches. It is symmetric.</w:t>
@@ -2543,7 +2561,7 @@
               <w:tabs>
                 <w:tab w:val="left" w:pos="950"/>
               </w:tabs>
-              <w:spacing w:before="20" w:after="0" w:line="256" w:lineRule="auto"/>
+              <w:spacing w:before="17" w:after="0" w:line="240" w:lineRule="auto"/>
               <w:ind w:left="950" w:hanging="950"/>
             </w:pPr>
             <w:r>
@@ -2551,18 +2569,18 @@
                 <w:rFonts w:ascii="Avenir Next" w:hAnsi="Avenir Next" w:cs="Avenir Next" w:eastAsia="Avenir Next"/>
                 <w:b/>
                 <w:color w:val="1A1A1A"/>
+                <w:sz w:val="22"/>
+                <w:szCs w:val="21"/>
+              </w:rPr>
+              <w:t xml:space="preserve">Answer</w:t>
+            </w:r>
+            <w:r>
+              <w:rPr>
+                <w:rFonts w:ascii="Avenir Next" w:hAnsi="Avenir Next" w:cs="Avenir Next" w:eastAsia="Avenir Next"/>
+                <w:color w:val="1A1A1A"/>
                 <w:sz w:val="21"/>
                 <w:szCs w:val="21"/>
               </w:rPr>
-              <w:t xml:space="preserve">Answer</w:t>
-            </w:r>
-            <w:r>
-              <w:rPr>
-                <w:rFonts w:ascii="Avenir Next" w:hAnsi="Avenir Next" w:cs="Avenir Next" w:eastAsia="Avenir Next"/>
-                <w:color w:val="1A1A1A"/>
-                <w:sz w:val="21"/>
-                <w:szCs w:val="21"/>
-              </w:rPr>
               <w:tab/>
             </w:r>
             <w:r>
@@ -2570,7 +2588,7 @@
                 <w:rFonts w:ascii="Avenir Next" w:hAnsi="Avenir Next" w:cs="Avenir Next" w:eastAsia="Avenir Next"/>
                 <w:b/>
                 <w:color w:val="1A1A1A"/>
-                <w:sz w:val="21"/>
+                <w:sz w:val="22"/>
                 <w:szCs w:val="21"/>
               </w:rPr>
               <w:t xml:space="preserve">Yes, it is symmetric.</w:t>
@@ -2584,14 +2602,14 @@
           </w:tcPr>
           <w:p>
             <w:pPr>
-              <w:spacing w:before="0" w:after="0" w:line="264" w:lineRule="auto"/>
+              <w:spacing w:before="0" w:after="0" w:line="240" w:lineRule="auto"/>
               <w:jc w:val="right"/>
             </w:pPr>
             <w:r>
               <w:drawing>
                 <wp:inline distT="0" distB="0" distL="0" distR="0">
                   <wp:extent cx="2377440" cy="1298448"/>
-                  <wp:docPr id="3" name="Figure 3"/>
+                  <wp:docPr id="3" name="Figure 3" descr="Dot plot. Horizontal axis: values, 1 to 7, ticks every 1. Dots by value: 2: 1; 3: 3; 4: 5; 5: 3; 6: 1"/>
                   <a:graphic xmlns:a="http://schemas.openxmlformats.org/drawingml/2006/main">
                     <a:graphicData uri="http://schemas.openxmlformats.org/drawingml/2006/picture">
                       <pic:pic xmlns:pic="http://schemas.openxmlformats.org/drawingml/2006/picture">
@@ -2631,6 +2649,7 @@
     </w:p>
     <w:p>
       <w:pPr>
+        <w:pStyle w:val="Heading2"/>
         <w:keepNext/>
         <w:pBdr>
           <w:bottom w:val="single" w:sz="8" w:space="3" w:color="003A70"/>
@@ -2638,7 +2657,7 @@
         <w:tabs>
           <w:tab w:val="right" w:pos="9504"/>
         </w:tabs>
-        <w:spacing w:before="50" w:after="36" w:line="240" w:lineRule="auto"/>
+        <w:spacing w:before="42" w:after="31" w:line="240" w:lineRule="auto"/>
       </w:pPr>
       <w:r>
         <w:rPr>
@@ -2646,7 +2665,7 @@
           <w:b/>
           <w:color w:val="003A70"/>
           <w:spacing w:val="14"/>
-          <w:sz w:val="19"/>
+          <w:sz w:val="22"/>
           <w:szCs w:val="19"/>
         </w:rPr>
         <w:t xml:space="preserve">TRY IT WITH HELP</w:t>
@@ -2665,7 +2684,7 @@
           <w:rFonts w:ascii="Avenir Next" w:hAnsi="Avenir Next" w:cs="Avenir Next" w:eastAsia="Avenir Next"/>
           <w:i/>
           <w:color w:val="5A5F66"/>
-          <w:sz w:val="17"/>
+          <w:sz w:val="22"/>
           <w:szCs w:val="17"/>
         </w:rPr>
         <w:t xml:space="preserve">fill in each step</w:t>
@@ -2677,7 +2696,7 @@
         <w:tabs>
           <w:tab w:val="left" w:pos="432"/>
         </w:tabs>
-        <w:spacing w:before="90" w:after="40" w:line="268" w:lineRule="auto"/>
+        <w:spacing w:before="76" w:after="34" w:line="240" w:lineRule="auto"/>
         <w:ind w:left="432" w:hanging="432"/>
       </w:pPr>
       <w:r>
@@ -2715,7 +2734,7 @@
         <w:tabs>
           <w:tab w:val="left" w:pos="1300"/>
         </w:tabs>
-        <w:spacing w:before="0" w:after="24" w:line="272" w:lineRule="auto"/>
+        <w:spacing w:before="0" w:after="20" w:line="240" w:lineRule="auto"/>
         <w:ind w:left="1300" w:hanging="868"/>
       </w:pPr>
       <w:r>
@@ -2723,35 +2742,35 @@
           <w:rFonts w:ascii="Avenir Next" w:hAnsi="Avenir Next" w:cs="Avenir Next" w:eastAsia="Avenir Next"/>
           <w:b/>
           <w:color w:val="003A70"/>
+          <w:sz w:val="22"/>
+          <w:szCs w:val="18"/>
+        </w:rPr>
+        <w:t xml:space="preserve">Step 1</w:t>
+      </w:r>
+      <w:r>
+        <w:rPr>
+          <w:rFonts w:ascii="Avenir Next" w:hAnsi="Avenir Next" w:cs="Avenir Next" w:eastAsia="Avenir Next"/>
+          <w:color w:val="1A1A1A"/>
           <w:sz w:val="18"/>
           <w:szCs w:val="18"/>
         </w:rPr>
-        <w:t xml:space="preserve">Step 1</w:t>
-      </w:r>
-      <w:r>
-        <w:rPr>
-          <w:rFonts w:ascii="Avenir Next" w:hAnsi="Avenir Next" w:cs="Avenir Next" w:eastAsia="Avenir Next"/>
-          <w:color w:val="1A1A1A"/>
-          <w:sz w:val="18"/>
-          <w:szCs w:val="18"/>
-        </w:rPr>
         <w:tab/>
       </w:r>
       <w:r>
         <w:rPr>
           <w:rFonts w:ascii="Avenir Next" w:hAnsi="Avenir Next" w:cs="Avenir Next" w:eastAsia="Avenir Next"/>
           <w:color w:val="1A1A1A"/>
+          <w:sz w:val="22"/>
+          <w:szCs w:val="21"/>
+        </w:rPr>
+        <w:t xml:space="preserve">The middle stack is </w:t>
+      </w:r>
+      <w:r>
+        <w:rPr>
+          <w:rFonts w:ascii="Avenir Next" w:hAnsi="Avenir Next" w:cs="Avenir Next" w:eastAsia="Avenir Next"/>
+          <w:color w:val="1A1A1A"/>
           <w:sz w:val="21"/>
           <w:szCs w:val="21"/>
-        </w:rPr>
-        <w:t xml:space="preserve">The middle stack is </w:t>
-      </w:r>
-      <w:r>
-        <w:rPr>
-          <w:rFonts w:ascii="Avenir Next" w:hAnsi="Avenir Next" w:cs="Avenir Next" w:eastAsia="Avenir Next"/>
-          <w:color w:val="1A1A1A"/>
-          <w:sz w:val="21"/>
-          <w:szCs w:val="21"/>
           <w:u w:val="single"/>
         </w:rPr>
         <w:t xml:space="preserve">                </w:t>
@@ -2760,7 +2779,7 @@
         <w:rPr>
           <w:rFonts w:ascii="Avenir Next" w:hAnsi="Avenir Next" w:cs="Avenir Next" w:eastAsia="Avenir Next"/>
           <w:color w:val="1A1A1A"/>
-          <w:sz w:val="21"/>
+          <w:sz w:val="22"/>
           <w:szCs w:val="21"/>
         </w:rPr>
         <w:t xml:space="preserve">.</w:t>
@@ -2772,7 +2791,7 @@
         <w:tabs>
           <w:tab w:val="left" w:pos="1300"/>
         </w:tabs>
-        <w:spacing w:before="0" w:after="24" w:line="272" w:lineRule="auto"/>
+        <w:spacing w:before="0" w:after="20" w:line="240" w:lineRule="auto"/>
         <w:ind w:left="1300" w:hanging="868"/>
       </w:pPr>
       <w:r>
@@ -2780,28 +2799,47 @@
           <w:rFonts w:ascii="Avenir Next" w:hAnsi="Avenir Next" w:cs="Avenir Next" w:eastAsia="Avenir Next"/>
           <w:b/>
           <w:color w:val="003A70"/>
+          <w:sz w:val="22"/>
+          <w:szCs w:val="18"/>
+        </w:rPr>
+        <w:t xml:space="preserve">Step 2</w:t>
+      </w:r>
+      <w:r>
+        <w:rPr>
+          <w:rFonts w:ascii="Avenir Next" w:hAnsi="Avenir Next" w:cs="Avenir Next" w:eastAsia="Avenir Next"/>
+          <w:color w:val="1A1A1A"/>
           <w:sz w:val="18"/>
           <w:szCs w:val="18"/>
         </w:rPr>
-        <w:t xml:space="preserve">Step 2</w:t>
-      </w:r>
-      <w:r>
-        <w:rPr>
-          <w:rFonts w:ascii="Avenir Next" w:hAnsi="Avenir Next" w:cs="Avenir Next" w:eastAsia="Avenir Next"/>
-          <w:color w:val="1A1A1A"/>
-          <w:sz w:val="18"/>
-          <w:szCs w:val="18"/>
-        </w:rPr>
         <w:tab/>
       </w:r>
       <w:r>
         <w:rPr>
           <w:rFonts w:ascii="Avenir Next" w:hAnsi="Avenir Next" w:cs="Avenir Next" w:eastAsia="Avenir Next"/>
           <w:color w:val="1A1A1A"/>
+          <w:sz w:val="22"/>
+          <w:szCs w:val="21"/>
+        </w:rPr>
+        <w:t xml:space="preserve">Pairs: </w:t>
+      </w:r>
+      <w:r>
+        <w:rPr>
+          <w:rFonts w:ascii="Avenir Next" w:hAnsi="Avenir Next" w:cs="Avenir Next" w:eastAsia="Avenir Next"/>
+          <w:color w:val="1A1A1A"/>
           <w:sz w:val="21"/>
           <w:szCs w:val="21"/>
-        </w:rPr>
-        <w:t xml:space="preserve">Pairs: </w:t>
+          <w:u w:val="single"/>
+        </w:rPr>
+        <w:t xml:space="preserve">                </w:t>
+      </w:r>
+      <w:r>
+        <w:rPr>
+          <w:rFonts w:ascii="Avenir Next" w:hAnsi="Avenir Next" w:cs="Avenir Next" w:eastAsia="Avenir Next"/>
+          <w:color w:val="1A1A1A"/>
+          <w:sz w:val="22"/>
+          <w:szCs w:val="21"/>
+        </w:rPr>
+        <w:t xml:space="preserve"> and </w:t>
       </w:r>
       <w:r>
         <w:rPr>
@@ -2817,8 +2855,27 @@
         <w:rPr>
           <w:rFonts w:ascii="Avenir Next" w:hAnsi="Avenir Next" w:cs="Avenir Next" w:eastAsia="Avenir Next"/>
           <w:color w:val="1A1A1A"/>
+          <w:sz w:val="22"/>
+          <w:szCs w:val="21"/>
+        </w:rPr>
+        <w:t xml:space="preserve">. </w:t>
+      </w:r>
+      <w:r>
+        <w:rPr>
+          <w:rFonts w:ascii="Avenir Next" w:hAnsi="Avenir Next" w:cs="Avenir Next" w:eastAsia="Avenir Next"/>
+          <w:color w:val="1A1A1A"/>
           <w:sz w:val="21"/>
           <w:szCs w:val="21"/>
+          <w:u w:val="single"/>
+        </w:rPr>
+        <w:t xml:space="preserve">                </w:t>
+      </w:r>
+      <w:r>
+        <w:rPr>
+          <w:rFonts w:ascii="Avenir Next" w:hAnsi="Avenir Next" w:cs="Avenir Next" w:eastAsia="Avenir Next"/>
+          <w:color w:val="1A1A1A"/>
+          <w:sz w:val="22"/>
+          <w:szCs w:val="21"/>
         </w:rPr>
         <w:t xml:space="preserve"> and </w:t>
       </w:r>
@@ -2836,45 +2893,7 @@
         <w:rPr>
           <w:rFonts w:ascii="Avenir Next" w:hAnsi="Avenir Next" w:cs="Avenir Next" w:eastAsia="Avenir Next"/>
           <w:color w:val="1A1A1A"/>
-          <w:sz w:val="21"/>
-          <w:szCs w:val="21"/>
-        </w:rPr>
-        <w:t xml:space="preserve">. </w:t>
-      </w:r>
-      <w:r>
-        <w:rPr>
-          <w:rFonts w:ascii="Avenir Next" w:hAnsi="Avenir Next" w:cs="Avenir Next" w:eastAsia="Avenir Next"/>
-          <w:color w:val="1A1A1A"/>
-          <w:sz w:val="21"/>
-          <w:szCs w:val="21"/>
-          <w:u w:val="single"/>
-        </w:rPr>
-        <w:t xml:space="preserve">                </w:t>
-      </w:r>
-      <w:r>
-        <w:rPr>
-          <w:rFonts w:ascii="Avenir Next" w:hAnsi="Avenir Next" w:cs="Avenir Next" w:eastAsia="Avenir Next"/>
-          <w:color w:val="1A1A1A"/>
-          <w:sz w:val="21"/>
-          <w:szCs w:val="21"/>
-        </w:rPr>
-        <w:t xml:space="preserve"> and </w:t>
-      </w:r>
-      <w:r>
-        <w:rPr>
-          <w:rFonts w:ascii="Avenir Next" w:hAnsi="Avenir Next" w:cs="Avenir Next" w:eastAsia="Avenir Next"/>
-          <w:color w:val="1A1A1A"/>
-          <w:sz w:val="21"/>
-          <w:szCs w:val="21"/>
-          <w:u w:val="single"/>
-        </w:rPr>
-        <w:t xml:space="preserve">                </w:t>
-      </w:r>
-      <w:r>
-        <w:rPr>
-          <w:rFonts w:ascii="Avenir Next" w:hAnsi="Avenir Next" w:cs="Avenir Next" w:eastAsia="Avenir Next"/>
-          <w:color w:val="1A1A1A"/>
-          <w:sz w:val="21"/>
+          <w:sz w:val="22"/>
           <w:szCs w:val="21"/>
         </w:rPr>
         <w:t xml:space="preserve">.</w:t>
@@ -2886,7 +2905,7 @@
         <w:tabs>
           <w:tab w:val="left" w:pos="1300"/>
         </w:tabs>
-        <w:spacing w:before="0" w:after="24" w:line="272" w:lineRule="auto"/>
+        <w:spacing w:before="0" w:after="20" w:line="240" w:lineRule="auto"/>
         <w:ind w:left="1300" w:hanging="868"/>
       </w:pPr>
       <w:r>
@@ -2894,25 +2913,25 @@
           <w:rFonts w:ascii="Avenir Next" w:hAnsi="Avenir Next" w:cs="Avenir Next" w:eastAsia="Avenir Next"/>
           <w:b/>
           <w:color w:val="003A70"/>
+          <w:sz w:val="22"/>
+          <w:szCs w:val="18"/>
+        </w:rPr>
+        <w:t xml:space="preserve">Step 3</w:t>
+      </w:r>
+      <w:r>
+        <w:rPr>
+          <w:rFonts w:ascii="Avenir Next" w:hAnsi="Avenir Next" w:cs="Avenir Next" w:eastAsia="Avenir Next"/>
+          <w:color w:val="1A1A1A"/>
           <w:sz w:val="18"/>
           <w:szCs w:val="18"/>
         </w:rPr>
-        <w:t xml:space="preserve">Step 3</w:t>
-      </w:r>
-      <w:r>
-        <w:rPr>
-          <w:rFonts w:ascii="Avenir Next" w:hAnsi="Avenir Next" w:cs="Avenir Next" w:eastAsia="Avenir Next"/>
-          <w:color w:val="1A1A1A"/>
-          <w:sz w:val="18"/>
-          <w:szCs w:val="18"/>
-        </w:rPr>
         <w:tab/>
       </w:r>
       <w:r>
         <w:rPr>
           <w:rFonts w:ascii="Avenir Next" w:hAnsi="Avenir Next" w:cs="Avenir Next" w:eastAsia="Avenir Next"/>
           <w:color w:val="1A1A1A"/>
-          <w:sz w:val="21"/>
+          <w:sz w:val="22"/>
           <w:szCs w:val="21"/>
         </w:rPr>
         <w:t xml:space="preserve">Do all pairs match? </w:t>
@@ -2939,7 +2958,7 @@
         <w:tabs>
           <w:tab w:val="left" w:pos="432"/>
         </w:tabs>
-        <w:spacing w:before="90" w:after="40" w:line="268" w:lineRule="auto"/>
+        <w:spacing w:before="76" w:after="34" w:line="240" w:lineRule="auto"/>
         <w:ind w:left="432" w:hanging="432"/>
       </w:pPr>
       <w:r>
@@ -2977,7 +2996,7 @@
         <w:tabs>
           <w:tab w:val="left" w:pos="1300"/>
         </w:tabs>
-        <w:spacing w:before="0" w:after="24" w:line="272" w:lineRule="auto"/>
+        <w:spacing w:before="0" w:after="20" w:line="240" w:lineRule="auto"/>
         <w:ind w:left="1300" w:hanging="868"/>
       </w:pPr>
       <w:r>
@@ -2985,35 +3004,35 @@
           <w:rFonts w:ascii="Avenir Next" w:hAnsi="Avenir Next" w:cs="Avenir Next" w:eastAsia="Avenir Next"/>
           <w:b/>
           <w:color w:val="003A70"/>
+          <w:sz w:val="22"/>
+          <w:szCs w:val="18"/>
+        </w:rPr>
+        <w:t xml:space="preserve">Step 1</w:t>
+      </w:r>
+      <w:r>
+        <w:rPr>
+          <w:rFonts w:ascii="Avenir Next" w:hAnsi="Avenir Next" w:cs="Avenir Next" w:eastAsia="Avenir Next"/>
+          <w:color w:val="1A1A1A"/>
           <w:sz w:val="18"/>
           <w:szCs w:val="18"/>
         </w:rPr>
-        <w:t xml:space="preserve">Step 1</w:t>
-      </w:r>
-      <w:r>
-        <w:rPr>
-          <w:rFonts w:ascii="Avenir Next" w:hAnsi="Avenir Next" w:cs="Avenir Next" w:eastAsia="Avenir Next"/>
-          <w:color w:val="1A1A1A"/>
-          <w:sz w:val="18"/>
-          <w:szCs w:val="18"/>
-        </w:rPr>
         <w:tab/>
       </w:r>
       <w:r>
         <w:rPr>
           <w:rFonts w:ascii="Avenir Next" w:hAnsi="Avenir Next" w:cs="Avenir Next" w:eastAsia="Avenir Next"/>
           <w:color w:val="1A1A1A"/>
+          <w:sz w:val="22"/>
+          <w:szCs w:val="21"/>
+        </w:rPr>
+        <w:t xml:space="preserve">The middle stack is </w:t>
+      </w:r>
+      <w:r>
+        <w:rPr>
+          <w:rFonts w:ascii="Avenir Next" w:hAnsi="Avenir Next" w:cs="Avenir Next" w:eastAsia="Avenir Next"/>
+          <w:color w:val="1A1A1A"/>
           <w:sz w:val="21"/>
           <w:szCs w:val="21"/>
-        </w:rPr>
-        <w:t xml:space="preserve">The middle stack is </w:t>
-      </w:r>
-      <w:r>
-        <w:rPr>
-          <w:rFonts w:ascii="Avenir Next" w:hAnsi="Avenir Next" w:cs="Avenir Next" w:eastAsia="Avenir Next"/>
-          <w:color w:val="1A1A1A"/>
-          <w:sz w:val="21"/>
-          <w:szCs w:val="21"/>
           <w:u w:val="single"/>
         </w:rPr>
         <w:t xml:space="preserve">                </w:t>
@@ -3022,7 +3041,7 @@
         <w:rPr>
           <w:rFonts w:ascii="Avenir Next" w:hAnsi="Avenir Next" w:cs="Avenir Next" w:eastAsia="Avenir Next"/>
           <w:color w:val="1A1A1A"/>
-          <w:sz w:val="21"/>
+          <w:sz w:val="22"/>
           <w:szCs w:val="21"/>
         </w:rPr>
         <w:t xml:space="preserve">.</w:t>
@@ -3034,7 +3053,7 @@
         <w:tabs>
           <w:tab w:val="left" w:pos="1300"/>
         </w:tabs>
-        <w:spacing w:before="0" w:after="24" w:line="272" w:lineRule="auto"/>
+        <w:spacing w:before="0" w:after="20" w:line="240" w:lineRule="auto"/>
         <w:ind w:left="1300" w:hanging="868"/>
       </w:pPr>
       <w:r>
@@ -3042,28 +3061,47 @@
           <w:rFonts w:ascii="Avenir Next" w:hAnsi="Avenir Next" w:cs="Avenir Next" w:eastAsia="Avenir Next"/>
           <w:b/>
           <w:color w:val="003A70"/>
+          <w:sz w:val="22"/>
+          <w:szCs w:val="18"/>
+        </w:rPr>
+        <w:t xml:space="preserve">Step 2</w:t>
+      </w:r>
+      <w:r>
+        <w:rPr>
+          <w:rFonts w:ascii="Avenir Next" w:hAnsi="Avenir Next" w:cs="Avenir Next" w:eastAsia="Avenir Next"/>
+          <w:color w:val="1A1A1A"/>
           <w:sz w:val="18"/>
           <w:szCs w:val="18"/>
         </w:rPr>
-        <w:t xml:space="preserve">Step 2</w:t>
-      </w:r>
-      <w:r>
-        <w:rPr>
-          <w:rFonts w:ascii="Avenir Next" w:hAnsi="Avenir Next" w:cs="Avenir Next" w:eastAsia="Avenir Next"/>
-          <w:color w:val="1A1A1A"/>
-          <w:sz w:val="18"/>
-          <w:szCs w:val="18"/>
-        </w:rPr>
         <w:tab/>
       </w:r>
       <w:r>
         <w:rPr>
           <w:rFonts w:ascii="Avenir Next" w:hAnsi="Avenir Next" w:cs="Avenir Next" w:eastAsia="Avenir Next"/>
           <w:color w:val="1A1A1A"/>
+          <w:sz w:val="22"/>
+          <w:szCs w:val="21"/>
+        </w:rPr>
+        <w:t xml:space="preserve">Pairs: </w:t>
+      </w:r>
+      <w:r>
+        <w:rPr>
+          <w:rFonts w:ascii="Avenir Next" w:hAnsi="Avenir Next" w:cs="Avenir Next" w:eastAsia="Avenir Next"/>
+          <w:color w:val="1A1A1A"/>
           <w:sz w:val="21"/>
           <w:szCs w:val="21"/>
-        </w:rPr>
-        <w:t xml:space="preserve">Pairs: </w:t>
+          <w:u w:val="single"/>
+        </w:rPr>
+        <w:t xml:space="preserve">                </w:t>
+      </w:r>
+      <w:r>
+        <w:rPr>
+          <w:rFonts w:ascii="Avenir Next" w:hAnsi="Avenir Next" w:cs="Avenir Next" w:eastAsia="Avenir Next"/>
+          <w:color w:val="1A1A1A"/>
+          <w:sz w:val="22"/>
+          <w:szCs w:val="21"/>
+        </w:rPr>
+        <w:t xml:space="preserve"> and </w:t>
       </w:r>
       <w:r>
         <w:rPr>
@@ -3079,8 +3117,27 @@
         <w:rPr>
           <w:rFonts w:ascii="Avenir Next" w:hAnsi="Avenir Next" w:cs="Avenir Next" w:eastAsia="Avenir Next"/>
           <w:color w:val="1A1A1A"/>
+          <w:sz w:val="22"/>
+          <w:szCs w:val="21"/>
+        </w:rPr>
+        <w:t xml:space="preserve">. </w:t>
+      </w:r>
+      <w:r>
+        <w:rPr>
+          <w:rFonts w:ascii="Avenir Next" w:hAnsi="Avenir Next" w:cs="Avenir Next" w:eastAsia="Avenir Next"/>
+          <w:color w:val="1A1A1A"/>
           <w:sz w:val="21"/>
           <w:szCs w:val="21"/>
+          <w:u w:val="single"/>
+        </w:rPr>
+        <w:t xml:space="preserve">                </w:t>
+      </w:r>
+      <w:r>
+        <w:rPr>
+          <w:rFonts w:ascii="Avenir Next" w:hAnsi="Avenir Next" w:cs="Avenir Next" w:eastAsia="Avenir Next"/>
+          <w:color w:val="1A1A1A"/>
+          <w:sz w:val="22"/>
+          <w:szCs w:val="21"/>
         </w:rPr>
         <w:t xml:space="preserve"> and </w:t>
       </w:r>
@@ -3098,45 +3155,7 @@
         <w:rPr>
           <w:rFonts w:ascii="Avenir Next" w:hAnsi="Avenir Next" w:cs="Avenir Next" w:eastAsia="Avenir Next"/>
           <w:color w:val="1A1A1A"/>
-          <w:sz w:val="21"/>
-          <w:szCs w:val="21"/>
-        </w:rPr>
-        <w:t xml:space="preserve">. </w:t>
-      </w:r>
-      <w:r>
-        <w:rPr>
-          <w:rFonts w:ascii="Avenir Next" w:hAnsi="Avenir Next" w:cs="Avenir Next" w:eastAsia="Avenir Next"/>
-          <w:color w:val="1A1A1A"/>
-          <w:sz w:val="21"/>
-          <w:szCs w:val="21"/>
-          <w:u w:val="single"/>
-        </w:rPr>
-        <w:t xml:space="preserve">                </w:t>
-      </w:r>
-      <w:r>
-        <w:rPr>
-          <w:rFonts w:ascii="Avenir Next" w:hAnsi="Avenir Next" w:cs="Avenir Next" w:eastAsia="Avenir Next"/>
-          <w:color w:val="1A1A1A"/>
-          <w:sz w:val="21"/>
-          <w:szCs w:val="21"/>
-        </w:rPr>
-        <w:t xml:space="preserve"> and </w:t>
-      </w:r>
-      <w:r>
-        <w:rPr>
-          <w:rFonts w:ascii="Avenir Next" w:hAnsi="Avenir Next" w:cs="Avenir Next" w:eastAsia="Avenir Next"/>
-          <w:color w:val="1A1A1A"/>
-          <w:sz w:val="21"/>
-          <w:szCs w:val="21"/>
-          <w:u w:val="single"/>
-        </w:rPr>
-        <w:t xml:space="preserve">                </w:t>
-      </w:r>
-      <w:r>
-        <w:rPr>
-          <w:rFonts w:ascii="Avenir Next" w:hAnsi="Avenir Next" w:cs="Avenir Next" w:eastAsia="Avenir Next"/>
-          <w:color w:val="1A1A1A"/>
-          <w:sz w:val="21"/>
+          <w:sz w:val="22"/>
           <w:szCs w:val="21"/>
         </w:rPr>
         <w:t xml:space="preserve">.</w:t>
@@ -3148,7 +3167,7 @@
         <w:tabs>
           <w:tab w:val="left" w:pos="1300"/>
         </w:tabs>
-        <w:spacing w:before="0" w:after="24" w:line="272" w:lineRule="auto"/>
+        <w:spacing w:before="0" w:after="20" w:line="240" w:lineRule="auto"/>
         <w:ind w:left="1300" w:hanging="868"/>
       </w:pPr>
       <w:r>
@@ -3156,35 +3175,35 @@
           <w:rFonts w:ascii="Avenir Next" w:hAnsi="Avenir Next" w:cs="Avenir Next" w:eastAsia="Avenir Next"/>
           <w:b/>
           <w:color w:val="003A70"/>
+          <w:sz w:val="22"/>
+          <w:szCs w:val="18"/>
+        </w:rPr>
+        <w:t xml:space="preserve">Step 3</w:t>
+      </w:r>
+      <w:r>
+        <w:rPr>
+          <w:rFonts w:ascii="Avenir Next" w:hAnsi="Avenir Next" w:cs="Avenir Next" w:eastAsia="Avenir Next"/>
+          <w:color w:val="1A1A1A"/>
           <w:sz w:val="18"/>
           <w:szCs w:val="18"/>
         </w:rPr>
-        <w:t xml:space="preserve">Step 3</w:t>
-      </w:r>
-      <w:r>
-        <w:rPr>
-          <w:rFonts w:ascii="Avenir Next" w:hAnsi="Avenir Next" w:cs="Avenir Next" w:eastAsia="Avenir Next"/>
-          <w:color w:val="1A1A1A"/>
-          <w:sz w:val="18"/>
-          <w:szCs w:val="18"/>
-        </w:rPr>
         <w:tab/>
       </w:r>
       <w:r>
         <w:rPr>
           <w:rFonts w:ascii="Avenir Next" w:hAnsi="Avenir Next" w:cs="Avenir Next" w:eastAsia="Avenir Next"/>
           <w:color w:val="1A1A1A"/>
+          <w:sz w:val="22"/>
+          <w:szCs w:val="21"/>
+        </w:rPr>
+        <w:t xml:space="preserve">Do all pairs match? </w:t>
+      </w:r>
+      <w:r>
+        <w:rPr>
+          <w:rFonts w:ascii="Avenir Next" w:hAnsi="Avenir Next" w:cs="Avenir Next" w:eastAsia="Avenir Next"/>
+          <w:color w:val="1A1A1A"/>
           <w:sz w:val="21"/>
           <w:szCs w:val="21"/>
-        </w:rPr>
-        <w:t xml:space="preserve">Do all pairs match? </w:t>
-      </w:r>
-      <w:r>
-        <w:rPr>
-          <w:rFonts w:ascii="Avenir Next" w:hAnsi="Avenir Next" w:cs="Avenir Next" w:eastAsia="Avenir Next"/>
-          <w:color w:val="1A1A1A"/>
-          <w:sz w:val="21"/>
-          <w:szCs w:val="21"/>
           <w:u w:val="single"/>
         </w:rPr>
         <w:t xml:space="preserve">                </w:t>
@@ -3197,6 +3216,7 @@
     </w:p>
     <w:p>
       <w:pPr>
+        <w:pStyle w:val="Heading2"/>
         <w:keepNext/>
         <w:pBdr>
           <w:bottom w:val="single" w:sz="8" w:space="3" w:color="003A70"/>
@@ -3204,7 +3224,7 @@
         <w:tabs>
           <w:tab w:val="right" w:pos="9504"/>
         </w:tabs>
-        <w:spacing w:before="50" w:after="36" w:line="240" w:lineRule="auto"/>
+        <w:spacing w:before="42" w:after="31" w:line="240" w:lineRule="auto"/>
       </w:pPr>
       <w:r>
         <w:rPr>
@@ -3212,7 +3232,7 @@
           <w:b/>
           <w:color w:val="003A70"/>
           <w:spacing w:val="14"/>
-          <w:sz w:val="19"/>
+          <w:sz w:val="22"/>
           <w:szCs w:val="19"/>
         </w:rPr>
         <w:t xml:space="preserve">YOUR TURN</w:t>
@@ -3231,7 +3251,7 @@
           <w:rFonts w:ascii="Avenir Next" w:hAnsi="Avenir Next" w:cs="Avenir Next" w:eastAsia="Avenir Next"/>
           <w:i/>
           <w:color w:val="5A5F66"/>
-          <w:sz w:val="17"/>
+          <w:sz w:val="22"/>
           <w:szCs w:val="17"/>
         </w:rPr>
         <w:t xml:space="preserve">use the steps on your own</w:t>
@@ -3281,7 +3301,7 @@
               <w:tabs>
                 <w:tab w:val="left" w:pos="432"/>
               </w:tabs>
-              <w:spacing w:before="90" w:after="40" w:line="268" w:lineRule="auto"/>
+              <w:spacing w:before="76" w:after="34" w:line="240" w:lineRule="auto"/>
               <w:ind w:left="432" w:hanging="432"/>
             </w:pPr>
             <w:r>
@@ -3355,7 +3375,7 @@
                     <w:tabs>
                       <w:tab w:val="left" w:pos="340"/>
                     </w:tabs>
-                    <w:spacing w:before="0" w:after="0" w:line="276" w:lineRule="auto"/>
+                    <w:spacing w:before="0" w:after="0" w:line="240" w:lineRule="auto"/>
                     <w:ind w:left="340" w:hanging="340"/>
                   </w:pPr>
                   <w:r>
@@ -3403,7 +3423,7 @@
                       <w:szCs w:val="22"/>
                       <w:u w:val="single"/>
                     </w:rPr>
-                    <w:t xml:space="preserve">    </w:t>
+                    <w:t xml:space="preserve">        </w:t>
                   </w:r>
                 </w:p>
               </w:tc>
@@ -3417,7 +3437,7 @@
                     <w:tabs>
                       <w:tab w:val="left" w:pos="340"/>
                     </w:tabs>
-                    <w:spacing w:before="0" w:after="0" w:line="276" w:lineRule="auto"/>
+                    <w:spacing w:before="0" w:after="0" w:line="240" w:lineRule="auto"/>
                     <w:ind w:left="340" w:hanging="340"/>
                   </w:pPr>
                   <w:r>
@@ -3465,7 +3485,7 @@
                       <w:szCs w:val="22"/>
                       <w:u w:val="single"/>
                     </w:rPr>
-                    <w:t xml:space="preserve">    </w:t>
+                    <w:t xml:space="preserve">        </w:t>
                   </w:r>
                 </w:p>
               </w:tc>
@@ -3479,7 +3499,7 @@
                     <w:tabs>
                       <w:tab w:val="left" w:pos="340"/>
                     </w:tabs>
-                    <w:spacing w:before="0" w:after="0" w:line="276" w:lineRule="auto"/>
+                    <w:spacing w:before="0" w:after="0" w:line="240" w:lineRule="auto"/>
                     <w:ind w:left="340" w:hanging="340"/>
                   </w:pPr>
                   <w:r>
@@ -3527,7 +3547,7 @@
                       <w:szCs w:val="22"/>
                       <w:u w:val="single"/>
                     </w:rPr>
-                    <w:t xml:space="preserve">    </w:t>
+                    <w:t xml:space="preserve">        </w:t>
                   </w:r>
                 </w:p>
               </w:tc>
@@ -3547,7 +3567,7 @@
                     <w:tabs>
                       <w:tab w:val="left" w:pos="340"/>
                     </w:tabs>
-                    <w:spacing w:before="0" w:after="0" w:line="276" w:lineRule="auto"/>
+                    <w:spacing w:before="0" w:after="0" w:line="240" w:lineRule="auto"/>
                     <w:ind w:left="340" w:hanging="340"/>
                   </w:pPr>
                   <w:r>
@@ -3595,7 +3615,7 @@
                       <w:szCs w:val="22"/>
                       <w:u w:val="single"/>
                     </w:rPr>
-                    <w:t xml:space="preserve">    </w:t>
+                    <w:t xml:space="preserve">        </w:t>
                   </w:r>
                 </w:p>
               </w:tc>
@@ -3609,7 +3629,7 @@
                     <w:tabs>
                       <w:tab w:val="left" w:pos="340"/>
                     </w:tabs>
-                    <w:spacing w:before="0" w:after="0" w:line="276" w:lineRule="auto"/>
+                    <w:spacing w:before="0" w:after="0" w:line="240" w:lineRule="auto"/>
                     <w:ind w:left="340" w:hanging="340"/>
                   </w:pPr>
                   <w:r>
@@ -3657,7 +3677,7 @@
                       <w:szCs w:val="22"/>
                       <w:u w:val="single"/>
                     </w:rPr>
-                    <w:t xml:space="preserve">    </w:t>
+                    <w:t xml:space="preserve">        </w:t>
                   </w:r>
                 </w:p>
               </w:tc>
@@ -3671,7 +3691,7 @@
                     <w:tabs>
                       <w:tab w:val="left" w:pos="340"/>
                     </w:tabs>
-                    <w:spacing w:before="0" w:after="0" w:line="276" w:lineRule="auto"/>
+                    <w:spacing w:before="0" w:after="0" w:line="240" w:lineRule="auto"/>
                     <w:ind w:left="340" w:hanging="340"/>
                   </w:pPr>
                   <w:r>
@@ -3719,7 +3739,7 @@
                       <w:szCs w:val="22"/>
                       <w:u w:val="single"/>
                     </w:rPr>
-                    <w:t xml:space="preserve">    </w:t>
+                    <w:t xml:space="preserve">        </w:t>
                   </w:r>
                 </w:p>
               </w:tc>
@@ -3740,6 +3760,7 @@
     </w:p>
     <w:p>
       <w:pPr>
+        <w:pStyle w:val="Heading2"/>
         <w:keepNext/>
         <w:pBdr>
           <w:bottom w:val="single" w:sz="8" w:space="3" w:color="003A70"/>
@@ -3747,7 +3768,7 @@
         <w:tabs>
           <w:tab w:val="right" w:pos="9504"/>
         </w:tabs>
-        <w:spacing w:before="50" w:after="36" w:line="240" w:lineRule="auto"/>
+        <w:spacing w:before="42" w:after="31" w:line="240" w:lineRule="auto"/>
       </w:pPr>
       <w:r>
         <w:rPr>
@@ -3755,7 +3776,7 @@
           <w:b/>
           <w:color w:val="003A70"/>
           <w:spacing w:val="14"/>
-          <w:sz w:val="19"/>
+          <w:sz w:val="22"/>
           <w:szCs w:val="19"/>
         </w:rPr>
         <w:t xml:space="preserve">READY CHECK</w:t>
@@ -3774,7 +3795,7 @@
           <w:rFonts w:ascii="Avenir Next" w:hAnsi="Avenir Next" w:cs="Avenir Next" w:eastAsia="Avenir Next"/>
           <w:i/>
           <w:color w:val="5A5F66"/>
-          <w:sz w:val="17"/>
+          <w:sz w:val="22"/>
           <w:szCs w:val="17"/>
         </w:rPr>
         <w:t xml:space="preserve">a problem like the one in today’s lesson</w:t>
@@ -3824,7 +3845,7 @@
               <w:tabs>
                 <w:tab w:val="left" w:pos="432"/>
               </w:tabs>
-              <w:spacing w:before="90" w:after="40" w:line="268" w:lineRule="auto"/>
+              <w:spacing w:before="76" w:after="34" w:line="240" w:lineRule="auto"/>
               <w:ind w:left="432" w:hanging="432"/>
             </w:pPr>
             <w:r>
@@ -3898,7 +3919,7 @@
                     <w:tabs>
                       <w:tab w:val="left" w:pos="340"/>
                     </w:tabs>
-                    <w:spacing w:before="0" w:after="0" w:line="264" w:lineRule="auto"/>
+                    <w:spacing w:before="0" w:after="0" w:line="240" w:lineRule="auto"/>
                     <w:ind w:left="340" w:hanging="340"/>
                   </w:pPr>
                   <w:r>
@@ -3906,25 +3927,25 @@
                       <w:rFonts w:ascii="Avenir Next" w:hAnsi="Avenir Next" w:cs="Avenir Next" w:eastAsia="Avenir Next"/>
                       <w:b/>
                       <w:color w:val="003A70"/>
+                      <w:sz w:val="22"/>
+                      <w:szCs w:val="21"/>
+                    </w:rPr>
+                    <w:t xml:space="preserve">A</w:t>
+                  </w:r>
+                  <w:r>
+                    <w:rPr>
+                      <w:rFonts w:ascii="Avenir Next" w:hAnsi="Avenir Next" w:cs="Avenir Next" w:eastAsia="Avenir Next"/>
+                      <w:color w:val="1A1A1A"/>
                       <w:sz w:val="21"/>
                       <w:szCs w:val="21"/>
                     </w:rPr>
-                    <w:t xml:space="preserve">A</w:t>
-                  </w:r>
-                  <w:r>
-                    <w:rPr>
-                      <w:rFonts w:ascii="Avenir Next" w:hAnsi="Avenir Next" w:cs="Avenir Next" w:eastAsia="Avenir Next"/>
-                      <w:color w:val="1A1A1A"/>
-                      <w:sz w:val="21"/>
-                      <w:szCs w:val="21"/>
-                    </w:rPr>
                     <w:tab/>
                   </w:r>
                   <w:r>
                     <w:rPr>
                       <w:rFonts w:ascii="Avenir Next" w:hAnsi="Avenir Next" w:cs="Avenir Next" w:eastAsia="Avenir Next"/>
                       <w:color w:val="1A1A1A"/>
-                      <w:sz w:val="21"/>
+                      <w:sz w:val="22"/>
                       <w:szCs w:val="21"/>
                     </w:rPr>
                     <w:t xml:space="preserve">1, 3, 6, 4, 1</w:t>
@@ -3941,7 +3962,7 @@
                     <w:tabs>
                       <w:tab w:val="left" w:pos="340"/>
                     </w:tabs>
-                    <w:spacing w:before="0" w:after="0" w:line="264" w:lineRule="auto"/>
+                    <w:spacing w:before="0" w:after="0" w:line="240" w:lineRule="auto"/>
                     <w:ind w:left="340" w:hanging="340"/>
                   </w:pPr>
                   <w:r>
@@ -3949,25 +3970,25 @@
                       <w:rFonts w:ascii="Avenir Next" w:hAnsi="Avenir Next" w:cs="Avenir Next" w:eastAsia="Avenir Next"/>
                       <w:b/>
                       <w:color w:val="003A70"/>
+                      <w:sz w:val="22"/>
+                      <w:szCs w:val="21"/>
+                    </w:rPr>
+                    <w:t xml:space="preserve">B</w:t>
+                  </w:r>
+                  <w:r>
+                    <w:rPr>
+                      <w:rFonts w:ascii="Avenir Next" w:hAnsi="Avenir Next" w:cs="Avenir Next" w:eastAsia="Avenir Next"/>
+                      <w:color w:val="1A1A1A"/>
                       <w:sz w:val="21"/>
                       <w:szCs w:val="21"/>
                     </w:rPr>
-                    <w:t xml:space="preserve">B</w:t>
-                  </w:r>
-                  <w:r>
-                    <w:rPr>
-                      <w:rFonts w:ascii="Avenir Next" w:hAnsi="Avenir Next" w:cs="Avenir Next" w:eastAsia="Avenir Next"/>
-                      <w:color w:val="1A1A1A"/>
-                      <w:sz w:val="21"/>
-                      <w:szCs w:val="21"/>
-                    </w:rPr>
                     <w:tab/>
                   </w:r>
                   <w:r>
                     <w:rPr>
                       <w:rFonts w:ascii="Avenir Next" w:hAnsi="Avenir Next" w:cs="Avenir Next" w:eastAsia="Avenir Next"/>
                       <w:color w:val="1A1A1A"/>
-                      <w:sz w:val="21"/>
+                      <w:sz w:val="22"/>
                       <w:szCs w:val="21"/>
                     </w:rPr>
                     <w:t xml:space="preserve">2, 5, 8, 5, 2</w:t>
@@ -3984,7 +4005,7 @@
                     <w:tabs>
                       <w:tab w:val="left" w:pos="340"/>
                     </w:tabs>
-                    <w:spacing w:before="0" w:after="0" w:line="264" w:lineRule="auto"/>
+                    <w:spacing w:before="0" w:after="0" w:line="240" w:lineRule="auto"/>
                     <w:ind w:left="340" w:hanging="340"/>
                   </w:pPr>
                   <w:r>
@@ -3992,25 +4013,25 @@
                       <w:rFonts w:ascii="Avenir Next" w:hAnsi="Avenir Next" w:cs="Avenir Next" w:eastAsia="Avenir Next"/>
                       <w:b/>
                       <w:color w:val="003A70"/>
+                      <w:sz w:val="22"/>
+                      <w:szCs w:val="21"/>
+                    </w:rPr>
+                    <w:t xml:space="preserve">C</w:t>
+                  </w:r>
+                  <w:r>
+                    <w:rPr>
+                      <w:rFonts w:ascii="Avenir Next" w:hAnsi="Avenir Next" w:cs="Avenir Next" w:eastAsia="Avenir Next"/>
+                      <w:color w:val="1A1A1A"/>
                       <w:sz w:val="21"/>
                       <w:szCs w:val="21"/>
                     </w:rPr>
-                    <w:t xml:space="preserve">C</w:t>
-                  </w:r>
-                  <w:r>
-                    <w:rPr>
-                      <w:rFonts w:ascii="Avenir Next" w:hAnsi="Avenir Next" w:cs="Avenir Next" w:eastAsia="Avenir Next"/>
-                      <w:color w:val="1A1A1A"/>
-                      <w:sz w:val="21"/>
-                      <w:szCs w:val="21"/>
-                    </w:rPr>
                     <w:tab/>
                   </w:r>
                   <w:r>
                     <w:rPr>
                       <w:rFonts w:ascii="Avenir Next" w:hAnsi="Avenir Next" w:cs="Avenir Next" w:eastAsia="Avenir Next"/>
                       <w:color w:val="1A1A1A"/>
-                      <w:sz w:val="21"/>
+                      <w:sz w:val="22"/>
                       <w:szCs w:val="21"/>
                     </w:rPr>
                     <w:t xml:space="preserve">4, 3, 2, 1, 1</w:t>
@@ -4027,7 +4048,7 @@
                     <w:tabs>
                       <w:tab w:val="left" w:pos="340"/>
                     </w:tabs>
-                    <w:spacing w:before="0" w:after="0" w:line="264" w:lineRule="auto"/>
+                    <w:spacing w:before="0" w:after="0" w:line="240" w:lineRule="auto"/>
                     <w:ind w:left="340" w:hanging="340"/>
                   </w:pPr>
                   <w:r>
@@ -4035,25 +4056,25 @@
                       <w:rFonts w:ascii="Avenir Next" w:hAnsi="Avenir Next" w:cs="Avenir Next" w:eastAsia="Avenir Next"/>
                       <w:b/>
                       <w:color w:val="003A70"/>
+                      <w:sz w:val="22"/>
+                      <w:szCs w:val="21"/>
+                    </w:rPr>
+                    <w:t xml:space="preserve">D</w:t>
+                  </w:r>
+                  <w:r>
+                    <w:rPr>
+                      <w:rFonts w:ascii="Avenir Next" w:hAnsi="Avenir Next" w:cs="Avenir Next" w:eastAsia="Avenir Next"/>
+                      <w:color w:val="1A1A1A"/>
                       <w:sz w:val="21"/>
                       <w:szCs w:val="21"/>
                     </w:rPr>
-                    <w:t xml:space="preserve">D</w:t>
-                  </w:r>
-                  <w:r>
-                    <w:rPr>
-                      <w:rFonts w:ascii="Avenir Next" w:hAnsi="Avenir Next" w:cs="Avenir Next" w:eastAsia="Avenir Next"/>
-                      <w:color w:val="1A1A1A"/>
-                      <w:sz w:val="21"/>
-                      <w:szCs w:val="21"/>
-                    </w:rPr>
                     <w:tab/>
                   </w:r>
                   <w:r>
                     <w:rPr>
                       <w:rFonts w:ascii="Avenir Next" w:hAnsi="Avenir Next" w:cs="Avenir Next" w:eastAsia="Avenir Next"/>
                       <w:color w:val="1A1A1A"/>
-                      <w:sz w:val="21"/>
+                      <w:sz w:val="22"/>
                       <w:szCs w:val="21"/>
                     </w:rPr>
                     <w:t xml:space="preserve">1, 2, 3, 2, 2</w:t>
@@ -4102,19 +4123,42 @@
         <w:tblLook w:val="0000" w:firstRow="0" w:lastRow="0" w:firstColumn="0" w:lastColumn="0" w:noHBand="1" w:noVBand="1"/>
       </w:tblPr>
       <w:tblGrid>
-        <w:gridCol w:w="2000"/>
-        <w:gridCol w:w="2300"/>
-        <w:gridCol w:w="2100"/>
-        <w:gridCol w:w="3104"/>
+        <w:gridCol w:w="1750"/>
+        <w:gridCol w:w="2500"/>
+        <w:gridCol w:w="2200"/>
+        <w:gridCol w:w="3054"/>
       </w:tblGrid>
       <w:tr>
         <w:trPr>
           <w:cantSplit/>
-          <w:trHeight w:val="320" w:hRule="atLeast"/>
+          <w:trHeight w:val="300" w:hRule="atLeast"/>
         </w:trPr>
         <w:tc>
           <w:tcPr>
-            <w:tcW w:w="2000" w:type="dxa"/>
+            <w:tcW w:w="1750" w:type="dxa"/>
+            <w:vAlign w:val="center"/>
+          </w:tcPr>
+          <w:p>
+            <w:pPr>
+              <w:pStyle w:val="Heading2"/>
+              <w:spacing w:before="0" w:after="0" w:line="240" w:lineRule="auto"/>
+            </w:pPr>
+            <w:r>
+              <w:rPr>
+                <w:rFonts w:ascii="Avenir Next" w:hAnsi="Avenir Next" w:cs="Avenir Next" w:eastAsia="Avenir Next"/>
+                <w:b/>
+                <w:color w:val="003A70"/>
+                <w:spacing w:val="12"/>
+                <w:sz w:val="15"/>
+                <w:szCs w:val="15"/>
+              </w:rPr>
+              <w:t xml:space="preserve">CHECK YOURSELF</w:t>
+            </w:r>
+          </w:p>
+        </w:tc>
+        <w:tc>
+          <w:tcPr>
+            <w:tcW w:w="2500" w:type="dxa"/>
             <w:vAlign w:val="center"/>
           </w:tcPr>
           <w:p>
@@ -4123,20 +4167,27 @@
             </w:pPr>
             <w:r>
               <w:rPr>
-                <w:rFonts w:ascii="Avenir Next" w:hAnsi="Avenir Next" w:cs="Avenir Next" w:eastAsia="Avenir Next"/>
-                <w:b/>
-                <w:color w:val="003A70"/>
-                <w:spacing w:val="12"/>
-                <w:sz w:val="15"/>
-                <w:szCs w:val="15"/>
-              </w:rPr>
-              <w:t xml:space="preserve">CHECK YOURSELF</w:t>
+                <w:rFonts w:ascii="Arial" w:hAnsi="Arial" w:cs="Arial" w:eastAsia="Arial"/>
+                <w:color w:val="1A1A1A"/>
+                <w:sz w:val="20"/>
+                <w:szCs w:val="20"/>
+              </w:rPr>
+              <w:t xml:space="preserve">□</w:t>
+            </w:r>
+            <w:r>
+              <w:rPr>
+                <w:rFonts w:ascii="Avenir Next" w:hAnsi="Avenir Next" w:cs="Avenir Next" w:eastAsia="Avenir Next"/>
+                <w:color w:val="1A1A1A"/>
+                <w:sz w:val="17"/>
+                <w:szCs w:val="17"/>
+              </w:rPr>
+              <w:t xml:space="preserve">  I can do this on my own</w:t>
             </w:r>
           </w:p>
         </w:tc>
         <w:tc>
           <w:tcPr>
-            <w:tcW w:w="2300" w:type="dxa"/>
+            <w:tcW w:w="2200" w:type="dxa"/>
             <w:vAlign w:val="center"/>
           </w:tcPr>
           <w:p>
@@ -4147,8 +4198,8 @@
               <w:rPr>
                 <w:rFonts w:ascii="Arial" w:hAnsi="Arial" w:cs="Arial" w:eastAsia="Arial"/>
                 <w:color w:val="1A1A1A"/>
-                <w:sz w:val="24"/>
-                <w:szCs w:val="24"/>
+                <w:sz w:val="20"/>
+                <w:szCs w:val="20"/>
               </w:rPr>
               <w:t xml:space="preserve">□</w:t>
             </w:r>
@@ -4159,13 +4210,13 @@
                 <w:sz w:val="17"/>
                 <w:szCs w:val="17"/>
               </w:rPr>
-              <w:t xml:space="preserve">  I can do this on my own</w:t>
+              <w:t xml:space="preserve">  I need a little help</w:t>
             </w:r>
           </w:p>
         </w:tc>
         <w:tc>
           <w:tcPr>
-            <w:tcW w:w="2100" w:type="dxa"/>
+            <w:tcW w:w="3054" w:type="dxa"/>
             <w:vAlign w:val="center"/>
           </w:tcPr>
           <w:p>
@@ -4176,37 +4227,8 @@
               <w:rPr>
                 <w:rFonts w:ascii="Arial" w:hAnsi="Arial" w:cs="Arial" w:eastAsia="Arial"/>
                 <w:color w:val="1A1A1A"/>
-                <w:sz w:val="24"/>
-                <w:szCs w:val="24"/>
-              </w:rPr>
-              <w:t xml:space="preserve">□</w:t>
-            </w:r>
-            <w:r>
-              <w:rPr>
-                <w:rFonts w:ascii="Avenir Next" w:hAnsi="Avenir Next" w:cs="Avenir Next" w:eastAsia="Avenir Next"/>
-                <w:color w:val="1A1A1A"/>
-                <w:sz w:val="17"/>
-                <w:szCs w:val="17"/>
-              </w:rPr>
-              <w:t xml:space="preserve">  I need a little help</w:t>
-            </w:r>
-          </w:p>
-        </w:tc>
-        <w:tc>
-          <w:tcPr>
-            <w:tcW w:w="3104" w:type="dxa"/>
-            <w:vAlign w:val="center"/>
-          </w:tcPr>
-          <w:p>
-            <w:pPr>
-              <w:spacing w:before="0" w:after="0" w:line="240" w:lineRule="auto"/>
-            </w:pPr>
-            <w:r>
-              <w:rPr>
-                <w:rFonts w:ascii="Arial" w:hAnsi="Arial" w:cs="Arial" w:eastAsia="Arial"/>
-                <w:color w:val="1A1A1A"/>
-                <w:sz w:val="24"/>
-                <w:szCs w:val="24"/>
+                <w:sz w:val="20"/>
+                <w:szCs w:val="20"/>
               </w:rPr>
               <w:t xml:space="preserve">□</w:t>
             </w:r>
@@ -4241,7 +4263,7 @@
     <w:sectPr>
       <w:footerReference w:type="default" r:id="rIdFooter1"/>
       <w:pgSz w:w="12240" w:h="15840"/>
-      <w:pgMar w:top="893" w:right="1224" w:bottom="835" w:left="1512" w:header="432" w:footer="432" w:gutter="0"/>
+      <w:pgMar w:top="780" w:right="1224" w:bottom="760" w:left="1512" w:header="432" w:footer="432" w:gutter="0"/>
       <w:cols w:space="720"/>
     </w:sectPr>
   </w:body>
@@ -4321,7 +4343,106 @@
               <w:sz w:val="15"/>
               <w:szCs w:val="15"/>
             </w:rPr>
-            <w:t xml:space="preserve">Lesson 2-1  ·  Session 2  ·  Prerequisite Practice A</w:t>
+            <w:t xml:space="preserve">2-1 · Page </w:t>
+          </w:r>
+          <w:r>
+            <w:rPr>
+              <w:rFonts w:ascii="Avenir Next" w:hAnsi="Avenir Next" w:cs="Avenir Next" w:eastAsia="Avenir Next"/>
+              <w:color w:val="5A5F66"/>
+              <w:sz w:val="15"/>
+              <w:szCs w:val="15"/>
+            </w:rPr>
+            <w:fldChar w:fldCharType="begin"/>
+          </w:r>
+          <w:r>
+            <w:rPr>
+              <w:rFonts w:ascii="Avenir Next" w:hAnsi="Avenir Next" w:cs="Avenir Next" w:eastAsia="Avenir Next"/>
+              <w:color w:val="5A5F66"/>
+              <w:sz w:val="15"/>
+              <w:szCs w:val="15"/>
+            </w:rPr>
+            <w:instrText xml:space="preserve"> PAGE </w:instrText>
+          </w:r>
+          <w:r>
+            <w:rPr>
+              <w:rFonts w:ascii="Avenir Next" w:hAnsi="Avenir Next" w:cs="Avenir Next" w:eastAsia="Avenir Next"/>
+              <w:color w:val="5A5F66"/>
+              <w:sz w:val="15"/>
+              <w:szCs w:val="15"/>
+            </w:rPr>
+            <w:fldChar w:fldCharType="separate"/>
+          </w:r>
+          <w:r>
+            <w:rPr>
+              <w:rFonts w:ascii="Avenir Next" w:hAnsi="Avenir Next" w:cs="Avenir Next" w:eastAsia="Avenir Next"/>
+              <w:color w:val="5A5F66"/>
+              <w:sz w:val="15"/>
+              <w:szCs w:val="15"/>
+            </w:rPr>
+            <w:t xml:space="preserve">1</w:t>
+          </w:r>
+          <w:r>
+            <w:rPr>
+              <w:rFonts w:ascii="Avenir Next" w:hAnsi="Avenir Next" w:cs="Avenir Next" w:eastAsia="Avenir Next"/>
+              <w:color w:val="5A5F66"/>
+              <w:sz w:val="15"/>
+              <w:szCs w:val="15"/>
+            </w:rPr>
+            <w:fldChar w:fldCharType="end"/>
+          </w:r>
+          <w:r>
+            <w:rPr>
+              <w:rFonts w:ascii="Avenir Next" w:hAnsi="Avenir Next" w:cs="Avenir Next" w:eastAsia="Avenir Next"/>
+              <w:color w:val="5A5F66"/>
+              <w:sz w:val="15"/>
+              <w:szCs w:val="15"/>
+            </w:rPr>
+            <w:t xml:space="preserve"> of </w:t>
+          </w:r>
+          <w:r>
+            <w:rPr>
+              <w:rFonts w:ascii="Avenir Next" w:hAnsi="Avenir Next" w:cs="Avenir Next" w:eastAsia="Avenir Next"/>
+              <w:color w:val="5A5F66"/>
+              <w:sz w:val="15"/>
+              <w:szCs w:val="15"/>
+            </w:rPr>
+            <w:fldChar w:fldCharType="begin"/>
+          </w:r>
+          <w:r>
+            <w:rPr>
+              <w:rFonts w:ascii="Avenir Next" w:hAnsi="Avenir Next" w:cs="Avenir Next" w:eastAsia="Avenir Next"/>
+              <w:color w:val="5A5F66"/>
+              <w:sz w:val="15"/>
+              <w:szCs w:val="15"/>
+            </w:rPr>
+            <w:instrText xml:space="preserve"> NUMPAGES </w:instrText>
+          </w:r>
+          <w:r>
+            <w:rPr>
+              <w:rFonts w:ascii="Avenir Next" w:hAnsi="Avenir Next" w:cs="Avenir Next" w:eastAsia="Avenir Next"/>
+              <w:color w:val="5A5F66"/>
+              <w:sz w:val="15"/>
+              <w:szCs w:val="15"/>
+            </w:rPr>
+            <w:fldChar w:fldCharType="separate"/>
+          </w:r>
+          <w:r>
+            <w:rPr>
+              <w:rFonts w:ascii="Avenir Next" w:hAnsi="Avenir Next" w:cs="Avenir Next" w:eastAsia="Avenir Next"/>
+              <w:color w:val="5A5F66"/>
+              <w:sz w:val="15"/>
+              <w:szCs w:val="15"/>
+            </w:rPr>
+            <w:t xml:space="preserve">1</w:t>
+          </w:r>
+          <w:r>
+            <w:rPr>
+              <w:rFonts w:ascii="Avenir Next" w:hAnsi="Avenir Next" w:cs="Avenir Next" w:eastAsia="Avenir Next"/>
+              <w:color w:val="5A5F66"/>
+              <w:sz w:val="15"/>
+              <w:szCs w:val="15"/>
+            </w:rPr>
+            <w:fldChar w:fldCharType="end"/>
           </w:r>
         </w:p>
       </w:tc>
@@ -4364,5 +4485,23 @@
       </w:tblCellMar>
     </w:tblPr>
   </w:style>
+  <w:style w:type="paragraph" w:styleId="Heading1">
+    <w:name w:val="heading 1"/>
+    <w:basedOn w:val="Normal"/>
+    <w:pPr>
+      <w:outlineLvl w:val="0"/>
+      <w:keepNext w:val="0"/>
+      <w:keepLines w:val="0"/>
+    </w:pPr>
+  </w:style>
+  <w:style w:type="paragraph" w:styleId="Heading2">
+    <w:name w:val="heading 2"/>
+    <w:basedOn w:val="Normal"/>
+    <w:pPr>
+      <w:outlineLvl w:val="1"/>
+      <w:keepNext w:val="0"/>
+      <w:keepLines w:val="0"/>
+    </w:pPr>
+  </w:style>
 </w:styles>
 </file>